--- a/ExomeQcPipeline_Template_WGS_interim.docx
+++ b/ExomeQcPipeline_Template_WGS_interim.docx
@@ -1,6 +1,6 @@
 
 <file path=word/document.xml><?xml version="1.0" encoding="utf-8"?>
-<w:document xmlns:wpc="http://schemas.microsoft.com/office/word/2010/wordprocessingCanvas" xmlns:cx="http://schemas.microsoft.com/office/drawing/2014/chartex" xmlns:cx1="http://schemas.microsoft.com/office/drawing/2015/9/8/chartex" xmlns:cx2="http://schemas.microsoft.com/office/drawing/2015/10/21/chartex" xmlns:cx3="http://schemas.microsoft.com/office/drawing/2016/5/9/chartex" xmlns:cx4="http://schemas.microsoft.com/office/drawing/2016/5/10/chartex" xmlns:cx5="http://schemas.microsoft.com/office/drawing/2016/5/11/chartex" xmlns:cx6="http://schemas.microsoft.com/office/drawing/2016/5/12/chartex" xmlns:cx7="http://schemas.microsoft.com/office/drawing/2016/5/13/chartex" xmlns:cx8="http://schemas.microsoft.com/office/drawing/2016/5/14/chartex" xmlns:mc="http://schemas.openxmlformats.org/markup-compatibility/2006" xmlns:aink="http://schemas.microsoft.com/office/drawing/2016/ink" xmlns:am3d="http://schemas.microsoft.com/office/drawing/2017/model3d" xmlns:o="urn:schemas-microsoft-com:office:office" xmlns:oel="http://schemas.microsoft.com/office/2019/extlst" xmlns:r="http://schemas.openxmlformats.org/officeDocument/2006/relationships" xmlns:m="http://schemas.openxmlformats.org/officeDocument/2006/math" xmlns:v="urn:schemas-microsoft-com:vml" xmlns:wp14="http://schemas.microsoft.com/office/word/2010/wordprocessingDrawing" xmlns:wp="http://schemas.openxmlformats.org/drawingml/2006/wordprocessingDrawing" xmlns:w10="urn:schemas-microsoft-com:office:word" xmlns:w="http://schemas.openxmlformats.org/wordprocessingml/2006/main" xmlns:w14="http://schemas.microsoft.com/office/word/2010/wordml" xmlns:w15="http://schemas.microsoft.com/office/word/2012/wordml" xmlns:w16cex="http://schemas.microsoft.com/office/word/2018/wordml/cex" xmlns:w16cid="http://schemas.microsoft.com/office/word/2016/wordml/cid" xmlns:w16="http://schemas.microsoft.com/office/word/2018/wordml" xmlns:w16sdtdh="http://schemas.microsoft.com/office/word/2020/wordml/sdtdatahash" xmlns:w16se="http://schemas.microsoft.com/office/word/2015/wordml/symex" xmlns:wpg="http://schemas.microsoft.com/office/word/2010/wordprocessingGroup" xmlns:wpi="http://schemas.microsoft.com/office/word/2010/wordprocessingInk" xmlns:wne="http://schemas.microsoft.com/office/word/2006/wordml" xmlns:wps="http://schemas.microsoft.com/office/word/2010/wordprocessingShape" mc:Ignorable="w14 w15 w16se w16cid w16 w16cex w16sdtdh wp14">
+<w:document xmlns:wpc="http://schemas.microsoft.com/office/word/2010/wordprocessingCanvas" xmlns:cx="http://schemas.microsoft.com/office/drawing/2014/chartex" xmlns:cx1="http://schemas.microsoft.com/office/drawing/2015/9/8/chartex" xmlns:cx2="http://schemas.microsoft.com/office/drawing/2015/10/21/chartex" xmlns:cx3="http://schemas.microsoft.com/office/drawing/2016/5/9/chartex" xmlns:cx4="http://schemas.microsoft.com/office/drawing/2016/5/10/chartex" xmlns:cx5="http://schemas.microsoft.com/office/drawing/2016/5/11/chartex" xmlns:cx6="http://schemas.microsoft.com/office/drawing/2016/5/12/chartex" xmlns:cx7="http://schemas.microsoft.com/office/drawing/2016/5/13/chartex" xmlns:cx8="http://schemas.microsoft.com/office/drawing/2016/5/14/chartex" xmlns:mc="http://schemas.openxmlformats.org/markup-compatibility/2006" xmlns:aink="http://schemas.microsoft.com/office/drawing/2016/ink" xmlns:am3d="http://schemas.microsoft.com/office/drawing/2017/model3d" xmlns:o="urn:schemas-microsoft-com:office:office" xmlns:oel="http://schemas.microsoft.com/office/2019/extlst" xmlns:r="http://schemas.openxmlformats.org/officeDocument/2006/relationships" xmlns:m="http://schemas.openxmlformats.org/officeDocument/2006/math" xmlns:v="urn:schemas-microsoft-com:vml" xmlns:wp14="http://schemas.microsoft.com/office/word/2010/wordprocessingDrawing" xmlns:wp="http://schemas.openxmlformats.org/drawingml/2006/wordprocessingDrawing" xmlns:w10="urn:schemas-microsoft-com:office:word" xmlns:w="http://schemas.openxmlformats.org/wordprocessingml/2006/main" xmlns:w14="http://schemas.microsoft.com/office/word/2010/wordml" xmlns:w15="http://schemas.microsoft.com/office/word/2012/wordml" xmlns:w16cex="http://schemas.microsoft.com/office/word/2018/wordml/cex" xmlns:w16cid="http://schemas.microsoft.com/office/word/2016/wordml/cid" xmlns:w16="http://schemas.microsoft.com/office/word/2018/wordml" xmlns:w16du="http://schemas.microsoft.com/office/word/2023/wordml/word16du" xmlns:w16sdtdh="http://schemas.microsoft.com/office/word/2020/wordml/sdtdatahash" xmlns:w16se="http://schemas.microsoft.com/office/word/2015/wordml/symex" xmlns:wpg="http://schemas.microsoft.com/office/word/2010/wordprocessingGroup" xmlns:wpi="http://schemas.microsoft.com/office/word/2010/wordprocessingInk" xmlns:wne="http://schemas.microsoft.com/office/word/2006/wordml" xmlns:wps="http://schemas.microsoft.com/office/word/2010/wordprocessingShape" mc:Ignorable="w14 w15 w16se w16cid w16 w16cex w16sdtdh w16du wp14">
   <w:body>
     <w:sdt>
       <w:sdtPr>
@@ -2417,27 +2417,7 @@
           <w:sz w:val="24"/>
           <w:szCs w:val="24"/>
         </w:rPr>
-        <w:t xml:space="preserve"> calculates the </w:t>
-      </w:r>
-      <w:proofErr w:type="spellStart"/>
-      <w:r>
-        <w:rPr>
-          <w:rFonts w:ascii="Cambria" w:hAnsi="Cambria"/>
-          <w:bCs/>
-          <w:sz w:val="24"/>
-          <w:szCs w:val="24"/>
-        </w:rPr>
-        <w:t>Phred</w:t>
-      </w:r>
-      <w:proofErr w:type="spellEnd"/>
-      <w:r>
-        <w:rPr>
-          <w:rFonts w:ascii="Cambria" w:hAnsi="Cambria"/>
-          <w:bCs/>
-          <w:sz w:val="24"/>
-          <w:szCs w:val="24"/>
-        </w:rPr>
-        <w:t>-scaled probability that an alternate base call results from an oxidation artifact. This probability score</w:t>
+        <w:t xml:space="preserve"> calculates the Phred-scaled probability that an alternate base call results from an oxidation artifact. This probability score</w:t>
       </w:r>
       <w:r>
         <w:rPr>
@@ -2690,27 +2670,7 @@
           <w:sz w:val="24"/>
           <w:szCs w:val="24"/>
         </w:rPr>
-        <w:t xml:space="preserve"> examines two sources of sequencing errors associated with hybridization selection protocols. These errors are divided into two broad categories, pre-</w:t>
-      </w:r>
-      <w:proofErr w:type="gramStart"/>
-      <w:r>
-        <w:rPr>
-          <w:rFonts w:ascii="Cambria" w:hAnsi="Cambria"/>
-          <w:bCs/>
-          <w:sz w:val="24"/>
-          <w:szCs w:val="24"/>
-        </w:rPr>
-        <w:t>adapter</w:t>
-      </w:r>
-      <w:proofErr w:type="gramEnd"/>
-      <w:r>
-        <w:rPr>
-          <w:rFonts w:ascii="Cambria" w:hAnsi="Cambria"/>
-          <w:bCs/>
-          <w:sz w:val="24"/>
-          <w:szCs w:val="24"/>
-        </w:rPr>
-        <w:t xml:space="preserve"> and bait-bias. Pre-adapter errors can arise from laboratory manipulations of a sample damaged before library prep/adapter ligation (examples include sample degradation, or fixative treatments such as formalin in FFPE samples).   Bait-bias artifacts occur during or after the target selection step, and correlate with substitution rates that are 'biased', or higher for sites having one </w:t>
+        <w:t xml:space="preserve"> examines two sources of sequencing errors associated with hybridization selection protocols. These errors are divided into two broad categories, pre-adapter and bait-bias. Pre-adapter errors can arise from laboratory manipulations of a sample damaged before library prep/adapter ligation (examples include sample degradation, or fixative treatments such as formalin in FFPE samples).   Bait-bias artifacts occur during or after the target selection step, and correlate with substitution rates that are 'biased', or higher for sites having one </w:t>
       </w:r>
       <w:proofErr w:type="gramStart"/>
       <w:r>
@@ -3481,14 +3441,25 @@
           <w:szCs w:val="24"/>
         </w:rPr>
       </w:pPr>
-      <w:r>
-        <w:rPr>
-          <w:rFonts w:ascii="Cambria" w:hAnsi="Cambria"/>
-          <w:bCs/>
-          <w:sz w:val="24"/>
-          <w:szCs w:val="24"/>
-        </w:rPr>
-        <w:t>LASER too</w:t>
+      <w:proofErr w:type="spellStart"/>
+      <w:r>
+        <w:rPr>
+          <w:rFonts w:ascii="Cambria" w:hAnsi="Cambria"/>
+          <w:bCs/>
+          <w:sz w:val="24"/>
+          <w:szCs w:val="24"/>
+        </w:rPr>
+        <w:t>fastNGSadmix</w:t>
+      </w:r>
+      <w:proofErr w:type="spellEnd"/>
+      <w:r>
+        <w:rPr>
+          <w:rFonts w:ascii="Cambria" w:hAnsi="Cambria"/>
+          <w:bCs/>
+          <w:sz w:val="24"/>
+          <w:szCs w:val="24"/>
+        </w:rPr>
+        <w:t xml:space="preserve"> too</w:t>
       </w:r>
       <w:r>
         <w:rPr>
@@ -3663,38 +3634,584 @@
           <w:sz w:val="24"/>
           <w:szCs w:val="24"/>
         </w:rPr>
-        <w:t xml:space="preserve">is used here to estimate individual ancestry by shotgun sequence reads without calling genotypes. LASER uses principal components analysis (PCA) and Procrustes analysis to analyze sequence reads of each sample and place the sample into a reference PCA space constructed using genotypes of a set of reference individuals. Here </w:t>
-      </w:r>
-      <w:proofErr w:type="gramStart"/>
-      <w:r>
-        <w:rPr>
-          <w:rFonts w:ascii="Cambria" w:hAnsi="Cambria"/>
-          <w:bCs/>
-          <w:sz w:val="24"/>
-          <w:szCs w:val="24"/>
-        </w:rPr>
-        <w:t>HGDP(</w:t>
-      </w:r>
-      <w:proofErr w:type="gramEnd"/>
-      <w:r>
-        <w:rPr>
-          <w:rFonts w:ascii="Cambria" w:hAnsi="Cambria"/>
-          <w:bCs/>
-          <w:sz w:val="24"/>
-          <w:szCs w:val="24"/>
-        </w:rPr>
-        <w:t>Human Genome Diversity Project) data, including 632,958 autosomal SNPs loci for 938 unrelated individuals is used as reference panel.</w:t>
-      </w:r>
-    </w:p>
-    <w:p>
-      <w:pPr>
-        <w:rPr>
-          <w:rFonts w:ascii="Cambria" w:hAnsi="Cambria"/>
-          <w:b/>
-          <w:sz w:val="24"/>
-          <w:szCs w:val="24"/>
-        </w:rPr>
-      </w:pPr>
+        <w:t xml:space="preserve">is used here to estimate individual ancestry by shotgun sequence reads without calling genotypes. </w:t>
+      </w:r>
+      <w:proofErr w:type="spellStart"/>
+      <w:r>
+        <w:rPr>
+          <w:rFonts w:ascii="Cambria" w:hAnsi="Cambria"/>
+          <w:bCs/>
+          <w:sz w:val="24"/>
+          <w:szCs w:val="24"/>
+        </w:rPr>
+        <w:t>fastNGSadmix</w:t>
+      </w:r>
+      <w:proofErr w:type="spellEnd"/>
+      <w:r>
+        <w:rPr>
+          <w:rFonts w:ascii="Cambria" w:hAnsi="Cambria"/>
+          <w:bCs/>
+          <w:sz w:val="24"/>
+          <w:szCs w:val="24"/>
+        </w:rPr>
+        <w:t xml:space="preserve"> uses principal components analysis (PCA) and Procrustes analysis to analyze sequence reads of each sample and place the sample into a reference PCA space constructed using genotypes of a set of reference individuals. Here </w:t>
+      </w:r>
+      <w:r>
+        <w:rPr>
+          <w:rFonts w:ascii="Cambria" w:hAnsi="Cambria"/>
+          <w:bCs/>
+          <w:sz w:val="24"/>
+          <w:szCs w:val="24"/>
+        </w:rPr>
+        <w:t xml:space="preserve">1KG </w:t>
+      </w:r>
+      <w:r>
+        <w:rPr>
+          <w:rFonts w:ascii="Cambria" w:hAnsi="Cambria"/>
+          <w:bCs/>
+          <w:sz w:val="24"/>
+          <w:szCs w:val="24"/>
+        </w:rPr>
+        <w:t>(</w:t>
+      </w:r>
+      <w:r>
+        <w:rPr>
+          <w:rFonts w:ascii="Cambria" w:hAnsi="Cambria"/>
+          <w:bCs/>
+          <w:sz w:val="24"/>
+          <w:szCs w:val="24"/>
+        </w:rPr>
+        <w:t>One Thousand Genome Pr</w:t>
+      </w:r>
+      <w:r>
+        <w:rPr>
+          <w:rFonts w:ascii="Cambria" w:hAnsi="Cambria"/>
+          <w:bCs/>
+          <w:sz w:val="24"/>
+          <w:szCs w:val="24"/>
+        </w:rPr>
+        <w:t>oject) data is used as reference panel</w:t>
+      </w:r>
+    </w:p>
+    <w:p>
+      <w:pPr>
+        <w:rPr>
+          <w:rFonts w:ascii="Cambria" w:hAnsi="Cambria"/>
+          <w:b/>
+          <w:sz w:val="24"/>
+          <w:szCs w:val="24"/>
+        </w:rPr>
+      </w:pPr>
+      <w:r>
+        <w:rPr>
+          <w:rFonts w:ascii="Cambria" w:hAnsi="Cambria"/>
+          <w:b/>
+          <w:sz w:val="24"/>
+          <w:szCs w:val="24"/>
+        </w:rPr>
+        <w:t xml:space="preserve">Figure 9. </w:t>
+      </w:r>
+      <w:r>
+        <w:rPr>
+          <w:rFonts w:ascii="Cambria" w:hAnsi="Cambria"/>
+          <w:b/>
+          <w:sz w:val="24"/>
+          <w:szCs w:val="24"/>
+        </w:rPr>
+        <w:t>A</w:t>
+      </w:r>
+      <w:r>
+        <w:rPr>
+          <w:rFonts w:ascii="Cambria" w:hAnsi="Cambria"/>
+          <w:b/>
+          <w:sz w:val="24"/>
+          <w:szCs w:val="24"/>
+        </w:rPr>
+        <w:t>ncestry estimation for all subjects: top 2 plots showing reference only, bottom 2 plots showing study subjects, black pro</w:t>
+      </w:r>
+      <w:r>
+        <w:rPr>
+          <w:rFonts w:ascii="Cambria" w:hAnsi="Cambria"/>
+          <w:b/>
+          <w:sz w:val="24"/>
+          <w:szCs w:val="24"/>
+        </w:rPr>
+        <w:t>jec</w:t>
+      </w:r>
+      <w:r>
+        <w:rPr>
+          <w:rFonts w:ascii="Cambria" w:hAnsi="Cambria"/>
+          <w:b/>
+          <w:sz w:val="24"/>
+          <w:szCs w:val="24"/>
+        </w:rPr>
+        <w:t xml:space="preserve">ted to reference samples, grey.  </w:t>
+      </w:r>
+    </w:p>
+    <w:p>
+      <w:pPr>
+        <w:rPr>
+          <w:rFonts w:ascii="Cambria" w:hAnsi="Cambria"/>
+          <w:b/>
+          <w:sz w:val="24"/>
+          <w:szCs w:val="24"/>
+        </w:rPr>
+      </w:pPr>
+    </w:p>
+    <w:p>
+      <w:pPr>
+        <w:rPr>
+          <w:rFonts w:ascii="Cambria" w:hAnsi="Cambria"/>
+          <w:b/>
+          <w:sz w:val="24"/>
+          <w:szCs w:val="24"/>
+        </w:rPr>
+      </w:pPr>
+      <w:r>
+        <w:rPr>
+          <w:rFonts w:ascii="Cambria" w:hAnsi="Cambria"/>
+          <w:b/>
+          <w:sz w:val="24"/>
+          <w:szCs w:val="24"/>
+        </w:rPr>
+        <w:t xml:space="preserve">For visualization of each disease group or controls, please refer to build directory: </w:t>
+      </w:r>
+    </w:p>
+    <w:p>
+      <w:pPr>
+        <w:rPr>
+          <w:rFonts w:ascii="Cambria" w:hAnsi="Cambria"/>
+          <w:b/>
+          <w:sz w:val="24"/>
+          <w:szCs w:val="24"/>
+        </w:rPr>
+      </w:pPr>
+      <w:r>
+        <w:rPr>
+          <w:rFonts w:ascii="Cambria" w:hAnsi="Cambria"/>
+          <w:b/>
+          <w:sz w:val="24"/>
+          <w:szCs w:val="24"/>
+        </w:rPr>
+        <w:t xml:space="preserve">LASER_DIR </w:t>
+      </w:r>
+    </w:p>
+    <w:p>
+      <w:pPr>
+        <w:rPr>
+          <w:rFonts w:ascii="Cambria" w:hAnsi="Cambria"/>
+          <w:b/>
+          <w:color w:val="365F91"/>
+          <w:sz w:val="24"/>
+          <w:szCs w:val="24"/>
+        </w:rPr>
+      </w:pPr>
+      <w:r>
+        <w:rPr>
+          <w:rFonts w:ascii="Cambria" w:hAnsi="Cambria"/>
+          <w:b/>
+          <w:color w:val="365F91"/>
+          <w:sz w:val="24"/>
+          <w:szCs w:val="24"/>
+        </w:rPr>
+        <w:t xml:space="preserve"> </w:t>
+      </w:r>
+    </w:p>
+    <w:p>
+      <w:pPr>
+        <w:pStyle w:val="Heading1"/>
+      </w:pPr>
+      <w:bookmarkStart w:id="11" w:name="_Toc77091517"/>
+      <w:r>
+        <w:t>9</w:t>
+      </w:r>
+      <w:r>
+        <w:t xml:space="preserve">. </w:t>
+      </w:r>
+      <w:r>
+        <w:t>POST-CALLING QC CHECK</w:t>
+      </w:r>
+      <w:bookmarkEnd w:id="11"/>
+      <w:r>
+        <w:t xml:space="preserve"> </w:t>
+      </w:r>
+    </w:p>
+    <w:p>
+      <w:pPr>
+        <w:rPr>
+          <w:rFonts w:ascii="Cambria" w:hAnsi="Cambria"/>
+          <w:bCs/>
+          <w:sz w:val="24"/>
+          <w:szCs w:val="24"/>
+        </w:rPr>
+      </w:pPr>
+      <w:r>
+        <w:rPr>
+          <w:rFonts w:ascii="Cambria" w:hAnsi="Cambria"/>
+          <w:bCs/>
+          <w:sz w:val="24"/>
+          <w:szCs w:val="24"/>
+        </w:rPr>
+        <w:t xml:space="preserve">After Ensemble variant calling pipeline, we performed a standard post variant calling qc check on ensemble variants. Items checked included: filtered variant total counts on case and control samples; TI/TV (transition/transversion) ratio on case and control samples; base change counts across different levels of </w:t>
+      </w:r>
+      <w:proofErr w:type="spellStart"/>
+      <w:r>
+        <w:rPr>
+          <w:rFonts w:ascii="Cambria" w:hAnsi="Cambria"/>
+          <w:bCs/>
+          <w:sz w:val="24"/>
+          <w:szCs w:val="24"/>
+        </w:rPr>
+        <w:t>phred</w:t>
+      </w:r>
+      <w:proofErr w:type="spellEnd"/>
+      <w:r>
+        <w:rPr>
+          <w:rFonts w:ascii="Cambria" w:hAnsi="Cambria"/>
+          <w:bCs/>
+          <w:sz w:val="24"/>
+          <w:szCs w:val="24"/>
+        </w:rPr>
+        <w:t xml:space="preserve">-scale </w:t>
+      </w:r>
+      <w:r>
+        <w:rPr>
+          <w:rFonts w:ascii="Cambria" w:hAnsi="Cambria"/>
+          <w:bCs/>
+          <w:sz w:val="24"/>
+          <w:szCs w:val="24"/>
+        </w:rPr>
+        <w:t xml:space="preserve">variant calling </w:t>
+      </w:r>
+      <w:r>
+        <w:rPr>
+          <w:rFonts w:ascii="Cambria" w:hAnsi="Cambria"/>
+          <w:bCs/>
+          <w:sz w:val="24"/>
+          <w:szCs w:val="24"/>
+        </w:rPr>
+        <w:t>quality</w:t>
+      </w:r>
+      <w:r>
+        <w:rPr>
+          <w:rFonts w:ascii="Cambria" w:hAnsi="Cambria"/>
+          <w:bCs/>
+          <w:sz w:val="24"/>
+          <w:szCs w:val="24"/>
+        </w:rPr>
+        <w:t xml:space="preserve"> </w:t>
+      </w:r>
+      <w:bookmarkStart w:id="12" w:name="_Hlk133404736"/>
+      <w:r>
+        <w:rPr>
+          <w:rFonts w:ascii="Cambria" w:hAnsi="Cambria"/>
+          <w:bCs/>
+          <w:sz w:val="24"/>
+          <w:szCs w:val="24"/>
+        </w:rPr>
+        <w:t>and missing call rate</w:t>
+      </w:r>
+      <w:r>
+        <w:rPr>
+          <w:rFonts w:ascii="Cambria" w:hAnsi="Cambria"/>
+          <w:bCs/>
+          <w:sz w:val="24"/>
+          <w:szCs w:val="24"/>
+        </w:rPr>
+        <w:t xml:space="preserve"> </w:t>
+      </w:r>
+      <w:bookmarkEnd w:id="12"/>
+      <w:r>
+        <w:rPr>
+          <w:rFonts w:ascii="Cambria" w:hAnsi="Cambria"/>
+          <w:bCs/>
+          <w:sz w:val="24"/>
+          <w:szCs w:val="24"/>
+        </w:rPr>
+        <w:t xml:space="preserve">for each disease group.  Group separated base change plots are available at </w:t>
+      </w:r>
+      <w:hyperlink r:id="rId8" w:history="1"/>
+    </w:p>
+    <w:p>
+      <w:pPr>
+        <w:rPr>
+          <w:rFonts w:ascii="Cambria" w:hAnsi="Cambria"/>
+          <w:b/>
+          <w:sz w:val="24"/>
+          <w:szCs w:val="24"/>
+        </w:rPr>
+      </w:pPr>
+      <w:r>
+        <w:rPr>
+          <w:rFonts w:ascii="Cambria" w:hAnsi="Cambria"/>
+          <w:b/>
+          <w:sz w:val="24"/>
+          <w:szCs w:val="24"/>
+        </w:rPr>
+        <w:t>GROUP_BASECHANGE</w:t>
+      </w:r>
+    </w:p>
+    <w:p>
+      <w:pPr>
+        <w:ind w:left="-4" w:right="1394"/>
+        <w:rPr>
+          <w:rFonts w:ascii="Cambria" w:hAnsi="Cambria"/>
+          <w:b/>
+          <w:sz w:val="24"/>
+          <w:szCs w:val="24"/>
+        </w:rPr>
+      </w:pPr>
+      <w:r>
+        <w:rPr>
+          <w:rFonts w:ascii="Cambria" w:hAnsi="Cambria"/>
+          <w:bCs/>
+          <w:sz w:val="24"/>
+          <w:szCs w:val="24"/>
+        </w:rPr>
+        <w:t>In substitution mutations, transitions are defined as the interchange of the purine-based A↔G or pyrimidine-based C↔T. Transversions are defined as the interchange between two-ring purine nucleobases and one-ring pyrimidine bases. The possible transversions are A↔C, A↔T, C↔G, G↔T</w:t>
+      </w:r>
+      <w:r>
+        <w:rPr>
+          <w:color w:val="000000" w:themeColor="text1"/>
+        </w:rPr>
+        <w:t xml:space="preserve">. </w:t>
+      </w:r>
+      <w:bookmarkStart w:id="13" w:name="_Hlk46390141"/>
+      <w:r>
+        <w:rPr>
+          <w:color w:val="000000" w:themeColor="text1"/>
+        </w:rPr>
+        <w:fldChar w:fldCharType="begin"/>
+      </w:r>
+      <w:r>
+        <w:rPr>
+          <w:color w:val="000000" w:themeColor="text1"/>
+        </w:rPr>
+        <w:instrText xml:space="preserve"> ADDIN EN.CITE &lt;EndNote&gt;&lt;Cite&gt;&lt;Author&gt;Wang&lt;/Author&gt;&lt;Year&gt;2015&lt;/Year&gt;&lt;RecNum&gt;7&lt;/RecNum&gt;&lt;DisplayText&gt;&lt;style face="superscript"&gt;7&lt;/style&gt;&lt;/DisplayText&gt;&lt;record&gt;&lt;rec-number&gt;7&lt;/rec-number&gt;&lt;foreign-keys&gt;&lt;key app="EN" db-id="w5f0rv092r5tz6e005vps0ddadxvpr0dzvtt" timestamp="1586811770"&gt;7&lt;/key&gt;&lt;/foreign-keys&gt;&lt;ref-type name="Journal Article"&gt;17&lt;/ref-type&gt;&lt;contributors&gt;&lt;authors&gt;&lt;author&gt;Wang, J.&lt;/author&gt;&lt;author&gt;Raskin, L.&lt;/author&gt;&lt;author&gt;Samuels, D. C.&lt;/author&gt;&lt;author&gt;Shyr, Y.&lt;/author&gt;&lt;author&gt;Guo, Y.&lt;/author&gt;&lt;/authors&gt;&lt;/contributors&gt;&lt;auth-address&gt;Center for Quantitative Sciences and Department of Medicine and Center for Human Genetics Research, Vanderbilt University, Nashville, TN 37212, USA.&lt;/auth-address&gt;&lt;titles&gt;&lt;title&gt;Genome measures used for quality control are dependent on gene function and ancestry&lt;/title&gt;&lt;secondary-title&gt;Bioinformatics&lt;/secondary-title&gt;&lt;/titles&gt;&lt;periodical&gt;&lt;full-title&gt;Bioinformatics&lt;/full-title&gt;&lt;/periodical&gt;&lt;pages&gt;318-23&lt;/pages&gt;&lt;volume&gt;31&lt;/volume&gt;&lt;number&gt;3&lt;/number&gt;&lt;edition&gt;2014/10/10&lt;/edition&gt;&lt;keywords&gt;&lt;keyword&gt;*Evolution, Molecular&lt;/keyword&gt;&lt;keyword&gt;*Genome, Human&lt;/keyword&gt;&lt;keyword&gt;Genome-Wide Association Study/*methods&lt;/keyword&gt;&lt;keyword&gt;Genotype&lt;/keyword&gt;&lt;keyword&gt;High-Throughput Nucleotide Sequencing/*methods&lt;/keyword&gt;&lt;keyword&gt;Humans&lt;/keyword&gt;&lt;keyword&gt;Phenotype&lt;/keyword&gt;&lt;keyword&gt;Polymorphism, Single Nucleotide/*genetics&lt;/keyword&gt;&lt;keyword&gt;*Quality Control&lt;/keyword&gt;&lt;/keywords&gt;&lt;dates&gt;&lt;year&gt;2015&lt;/year&gt;&lt;pub-dates&gt;&lt;date&gt;Feb 1&lt;/date&gt;&lt;/pub-dates&gt;&lt;/dates&gt;&lt;isbn&gt;1367-4811 (Electronic)&amp;#xD;1367-4803 (Linking)&lt;/isbn&gt;&lt;accession-num&gt;25297068&lt;/accession-num&gt;&lt;urls&gt;&lt;related-urls&gt;&lt;url&gt;https://www.ncbi.nlm.nih.gov/pubmed/25297068&lt;/url&gt;&lt;/related-urls&gt;&lt;/urls&gt;&lt;custom2&gt;PMC4308666&lt;/custom2&gt;&lt;electronic-resource-num&gt;10.1093/bioinformatics/btu668&lt;/electronic-resource-num&gt;&lt;/record&gt;&lt;/Cite&gt;&lt;/EndNote&gt;</w:instrText>
+      </w:r>
+      <w:r>
+        <w:rPr>
+          <w:color w:val="000000" w:themeColor="text1"/>
+        </w:rPr>
+        <w:fldChar w:fldCharType="separate"/>
+      </w:r>
+      <w:r>
+        <w:rPr>
+          <w:noProof/>
+          <w:color w:val="000000" w:themeColor="text1"/>
+          <w:vertAlign w:val="superscript"/>
+        </w:rPr>
+        <w:t>7</w:t>
+      </w:r>
+      <w:r>
+        <w:rPr>
+          <w:color w:val="000000" w:themeColor="text1"/>
+        </w:rPr>
+        <w:fldChar w:fldCharType="end"/>
+      </w:r>
+      <w:bookmarkEnd w:id="13"/>
+      <w:r>
+        <w:rPr>
+          <w:color w:val="000000" w:themeColor="text1"/>
+        </w:rPr>
+        <w:t xml:space="preserve"> </w:t>
+      </w:r>
+      <w:r>
+        <w:rPr>
+          <w:color w:val="000000" w:themeColor="text1"/>
+        </w:rPr>
+        <w:t xml:space="preserve"> </w:t>
+      </w:r>
+      <w:bookmarkStart w:id="14" w:name="_Hlk178097292"/>
+      <w:r>
+        <w:rPr>
+          <w:rFonts w:ascii="Cambria" w:hAnsi="Cambria"/>
+          <w:bCs/>
+          <w:sz w:val="24"/>
+          <w:szCs w:val="24"/>
+        </w:rPr>
+        <w:t>Base change table for all samples are available at</w:t>
+      </w:r>
+      <w:r>
+        <w:rPr>
+          <w:color w:val="000000" w:themeColor="text1"/>
+        </w:rPr>
+        <w:t xml:space="preserve"> </w:t>
+      </w:r>
+      <w:r>
+        <w:rPr>
+          <w:rFonts w:ascii="Cambria" w:hAnsi="Cambria"/>
+          <w:b/>
+          <w:sz w:val="24"/>
+          <w:szCs w:val="24"/>
+        </w:rPr>
+        <w:t xml:space="preserve"> </w:t>
+      </w:r>
+      <w:bookmarkEnd w:id="14"/>
+    </w:p>
+    <w:p>
+      <w:pPr>
+        <w:rPr>
+          <w:rFonts w:ascii="Cambria" w:hAnsi="Cambria"/>
+          <w:b/>
+          <w:sz w:val="24"/>
+          <w:szCs w:val="24"/>
+        </w:rPr>
+      </w:pPr>
+      <w:r>
+        <w:rPr>
+          <w:rFonts w:ascii="Cambria" w:hAnsi="Cambria"/>
+          <w:b/>
+          <w:sz w:val="24"/>
+          <w:szCs w:val="24"/>
+        </w:rPr>
+        <w:t xml:space="preserve">BASECHANGE TABLE </w:t>
+      </w:r>
+      <w:r>
+        <w:rPr>
+          <w:rFonts w:ascii="Cambria" w:hAnsi="Cambria"/>
+          <w:b/>
+          <w:sz w:val="24"/>
+          <w:szCs w:val="24"/>
+        </w:rPr>
+        <w:t xml:space="preserve">  </w:t>
+      </w:r>
+    </w:p>
+    <w:p>
+      <w:pPr>
+        <w:rPr>
+          <w:rFonts w:ascii="Cambria" w:hAnsi="Cambria"/>
+          <w:b/>
+          <w:sz w:val="24"/>
+          <w:szCs w:val="24"/>
+        </w:rPr>
+      </w:pPr>
+    </w:p>
+    <w:p>
+      <w:pPr>
+        <w:rPr>
+          <w:rFonts w:ascii="Cambria" w:hAnsi="Cambria"/>
+          <w:b/>
+          <w:sz w:val="24"/>
+          <w:szCs w:val="24"/>
+        </w:rPr>
+      </w:pPr>
+      <w:r>
+        <w:rPr>
+          <w:rFonts w:ascii="Cambria" w:hAnsi="Cambria"/>
+          <w:b/>
+          <w:sz w:val="24"/>
+          <w:szCs w:val="24"/>
+        </w:rPr>
+        <w:t xml:space="preserve">Figure 10a. Ensemble filtered variant count by sample (samples are sorted alphabetically). Variants are filtered by ensemble majority voting, </w:t>
+      </w:r>
+      <w:proofErr w:type="spellStart"/>
+      <w:r>
+        <w:rPr>
+          <w:rFonts w:ascii="Cambria" w:hAnsi="Cambria"/>
+          <w:b/>
+          <w:sz w:val="24"/>
+          <w:szCs w:val="24"/>
+        </w:rPr>
+        <w:t>capturekit</w:t>
+      </w:r>
+      <w:proofErr w:type="spellEnd"/>
+      <w:r>
+        <w:rPr>
+          <w:rFonts w:ascii="Cambria" w:hAnsi="Cambria"/>
+          <w:b/>
+          <w:sz w:val="24"/>
+          <w:szCs w:val="24"/>
+        </w:rPr>
+        <w:t xml:space="preserve"> intersection region filter. </w:t>
+      </w:r>
+    </w:p>
+    <w:p>
+      <w:pPr>
+        <w:rPr>
+          <w:rFonts w:ascii="Cambria" w:hAnsi="Cambria"/>
+          <w:b/>
+          <w:sz w:val="24"/>
+          <w:szCs w:val="24"/>
+        </w:rPr>
+      </w:pPr>
+    </w:p>
+    <w:p>
+      <w:pPr>
+        <w:rPr>
+          <w:rFonts w:ascii="Cambria" w:hAnsi="Cambria"/>
+          <w:b/>
+          <w:sz w:val="24"/>
+          <w:szCs w:val="24"/>
+        </w:rPr>
+      </w:pPr>
+    </w:p>
+    <w:p>
+      <w:pPr>
+        <w:rPr>
+          <w:rFonts w:ascii="Cambria" w:hAnsi="Cambria"/>
+          <w:b/>
+          <w:sz w:val="24"/>
+          <w:szCs w:val="24"/>
+        </w:rPr>
+      </w:pPr>
+      <w:r>
+        <w:rPr>
+          <w:rFonts w:ascii="Cambria" w:hAnsi="Cambria"/>
+          <w:b/>
+          <w:sz w:val="24"/>
+          <w:szCs w:val="24"/>
+        </w:rPr>
+        <w:t xml:space="preserve">Table </w:t>
+      </w:r>
+      <w:r>
+        <w:rPr>
+          <w:rFonts w:asciiTheme="minorEastAsia" w:eastAsiaTheme="minorEastAsia" w:hAnsiTheme="minorEastAsia" w:hint="eastAsia"/>
+          <w:b/>
+          <w:sz w:val="24"/>
+          <w:szCs w:val="24"/>
+          <w:lang w:eastAsia="zh-CN"/>
+        </w:rPr>
+        <w:t>6</w:t>
+      </w:r>
+      <w:r>
+        <w:rPr>
+          <w:rFonts w:ascii="Cambria" w:hAnsi="Cambria"/>
+          <w:b/>
+          <w:sz w:val="24"/>
+          <w:szCs w:val="24"/>
+        </w:rPr>
+        <w:t xml:space="preserve">a. 10 samples with lowest variant count </w:t>
+      </w:r>
+    </w:p>
+    <w:p>
+      <w:pPr>
+        <w:rPr>
+          <w:rFonts w:ascii="Cambria" w:hAnsi="Cambria"/>
+          <w:b/>
+          <w:sz w:val="24"/>
+          <w:szCs w:val="24"/>
+        </w:rPr>
+      </w:pPr>
+    </w:p>
+    <w:p>
+      <w:pPr>
+        <w:rPr>
+          <w:rFonts w:ascii="Cambria" w:hAnsi="Cambria"/>
+          <w:b/>
+          <w:sz w:val="24"/>
+          <w:szCs w:val="24"/>
+        </w:rPr>
+      </w:pPr>
+      <w:r>
+        <w:rPr>
+          <w:rFonts w:ascii="Cambria" w:hAnsi="Cambria"/>
+          <w:b/>
+          <w:sz w:val="24"/>
+          <w:szCs w:val="24"/>
+        </w:rPr>
+        <w:t xml:space="preserve"> </w:t>
+      </w:r>
     </w:p>
     <w:p>
       <w:pPr>
@@ -3713,713 +4230,222 @@
           <w:szCs w:val="24"/>
         </w:rPr>
         <w:lastRenderedPageBreak/>
-        <w:t>Figure 9. Laser ancestry estimation for all subjects: top 2 plots showing reference only, bottom 2 plots showing study subjects, black pro</w:t>
-      </w:r>
-      <w:r>
-        <w:rPr>
-          <w:rFonts w:ascii="Cambria" w:hAnsi="Cambria"/>
-          <w:b/>
-          <w:sz w:val="24"/>
-          <w:szCs w:val="24"/>
-        </w:rPr>
-        <w:t>jec</w:t>
-      </w:r>
-      <w:r>
-        <w:rPr>
-          <w:rFonts w:ascii="Cambria" w:hAnsi="Cambria"/>
-          <w:b/>
-          <w:sz w:val="24"/>
-          <w:szCs w:val="24"/>
-        </w:rPr>
-        <w:t xml:space="preserve">ted to reference samples, grey.  </w:t>
-      </w:r>
-    </w:p>
-    <w:p>
-      <w:pPr>
-        <w:rPr>
-          <w:rFonts w:ascii="Cambria" w:hAnsi="Cambria"/>
-          <w:b/>
-          <w:sz w:val="24"/>
-          <w:szCs w:val="24"/>
-        </w:rPr>
-      </w:pPr>
-    </w:p>
-    <w:p>
-      <w:pPr>
-        <w:rPr>
-          <w:rFonts w:ascii="Cambria" w:hAnsi="Cambria"/>
-          <w:b/>
-          <w:sz w:val="24"/>
-          <w:szCs w:val="24"/>
-        </w:rPr>
-      </w:pPr>
-      <w:r>
-        <w:rPr>
-          <w:rFonts w:ascii="Cambria" w:hAnsi="Cambria"/>
-          <w:b/>
-          <w:sz w:val="24"/>
-          <w:szCs w:val="24"/>
-        </w:rPr>
-        <w:t xml:space="preserve">For visualization of each disease group or controls, please refer to build directory: </w:t>
-      </w:r>
-    </w:p>
-    <w:p>
-      <w:pPr>
-        <w:rPr>
-          <w:rFonts w:ascii="Cambria" w:hAnsi="Cambria"/>
-          <w:b/>
-          <w:sz w:val="24"/>
-          <w:szCs w:val="24"/>
-        </w:rPr>
-      </w:pPr>
-      <w:r>
-        <w:rPr>
-          <w:rFonts w:ascii="Cambria" w:hAnsi="Cambria"/>
-          <w:b/>
-          <w:sz w:val="24"/>
-          <w:szCs w:val="24"/>
-        </w:rPr>
-        <w:t xml:space="preserve">LASER_DIR </w:t>
-      </w:r>
-    </w:p>
-    <w:p>
-      <w:pPr>
-        <w:rPr>
-          <w:rFonts w:ascii="Cambria" w:hAnsi="Cambria"/>
-          <w:b/>
-          <w:color w:val="365F91"/>
-          <w:sz w:val="24"/>
-          <w:szCs w:val="24"/>
-        </w:rPr>
-      </w:pPr>
-      <w:r>
-        <w:rPr>
-          <w:rFonts w:ascii="Cambria" w:hAnsi="Cambria"/>
-          <w:b/>
-          <w:color w:val="365F91"/>
-          <w:sz w:val="24"/>
-          <w:szCs w:val="24"/>
-        </w:rPr>
-        <w:t xml:space="preserve"> </w:t>
-      </w:r>
-    </w:p>
-    <w:p>
-      <w:pPr>
-        <w:pStyle w:val="Heading1"/>
-      </w:pPr>
-      <w:bookmarkStart w:id="11" w:name="_Toc77091517"/>
-      <w:r>
-        <w:t>9</w:t>
-      </w:r>
-      <w:r>
+        <w:t xml:space="preserve">Figure 10b. Ensemble filtered variant </w:t>
+      </w:r>
+      <w:proofErr w:type="spellStart"/>
+      <w:r>
+        <w:rPr>
+          <w:rFonts w:ascii="Cambria" w:hAnsi="Cambria"/>
+          <w:b/>
+          <w:sz w:val="24"/>
+          <w:szCs w:val="24"/>
+        </w:rPr>
+        <w:t>ti</w:t>
+      </w:r>
+      <w:proofErr w:type="spellEnd"/>
+      <w:r>
+        <w:rPr>
+          <w:rFonts w:ascii="Cambria" w:hAnsi="Cambria"/>
+          <w:b/>
+          <w:sz w:val="24"/>
+          <w:szCs w:val="24"/>
+        </w:rPr>
+        <w:t xml:space="preserve">/tv ratio by sample (samples are sorted alphabetically). Variants are filtered by ensemble majority voting, </w:t>
+      </w:r>
+      <w:proofErr w:type="spellStart"/>
+      <w:r>
+        <w:rPr>
+          <w:rFonts w:ascii="Cambria" w:hAnsi="Cambria"/>
+          <w:b/>
+          <w:sz w:val="24"/>
+          <w:szCs w:val="24"/>
+        </w:rPr>
+        <w:t>capturekit</w:t>
+      </w:r>
+      <w:proofErr w:type="spellEnd"/>
+      <w:r>
+        <w:rPr>
+          <w:rFonts w:ascii="Cambria" w:hAnsi="Cambria"/>
+          <w:b/>
+          <w:sz w:val="24"/>
+          <w:szCs w:val="24"/>
+        </w:rPr>
+        <w:t xml:space="preserve"> intersection region filter. </w:t>
+      </w:r>
+    </w:p>
+    <w:p>
+      <w:pPr>
+        <w:rPr>
+          <w:rFonts w:ascii="Cambria" w:hAnsi="Cambria"/>
+          <w:b/>
+          <w:sz w:val="24"/>
+          <w:szCs w:val="24"/>
+        </w:rPr>
+      </w:pPr>
+    </w:p>
+    <w:p>
+      <w:pPr>
+        <w:rPr>
+          <w:rFonts w:ascii="Cambria" w:hAnsi="Cambria"/>
+          <w:b/>
+          <w:sz w:val="24"/>
+          <w:szCs w:val="24"/>
+        </w:rPr>
+      </w:pPr>
+      <w:r>
+        <w:rPr>
+          <w:rFonts w:ascii="Cambria" w:hAnsi="Cambria"/>
+          <w:b/>
+          <w:sz w:val="24"/>
+          <w:szCs w:val="24"/>
+        </w:rPr>
+        <w:t xml:space="preserve">Table </w:t>
+      </w:r>
+      <w:r>
+        <w:rPr>
+          <w:rFonts w:asciiTheme="minorEastAsia" w:eastAsiaTheme="minorEastAsia" w:hAnsiTheme="minorEastAsia" w:hint="eastAsia"/>
+          <w:b/>
+          <w:sz w:val="24"/>
+          <w:szCs w:val="24"/>
+          <w:lang w:eastAsia="zh-CN"/>
+        </w:rPr>
+        <w:t>6</w:t>
+      </w:r>
+      <w:r>
+        <w:rPr>
+          <w:rFonts w:ascii="Cambria" w:hAnsi="Cambria"/>
+          <w:b/>
+          <w:sz w:val="24"/>
+          <w:szCs w:val="24"/>
+        </w:rPr>
+        <w:t xml:space="preserve">b. 10 samples with lowest </w:t>
+      </w:r>
+      <w:proofErr w:type="spellStart"/>
+      <w:r>
+        <w:rPr>
+          <w:rFonts w:ascii="Cambria" w:hAnsi="Cambria"/>
+          <w:b/>
+          <w:sz w:val="24"/>
+          <w:szCs w:val="24"/>
+        </w:rPr>
+        <w:t>ti</w:t>
+      </w:r>
+      <w:proofErr w:type="spellEnd"/>
+      <w:r>
+        <w:rPr>
+          <w:rFonts w:ascii="Cambria" w:hAnsi="Cambria"/>
+          <w:b/>
+          <w:sz w:val="24"/>
+          <w:szCs w:val="24"/>
+        </w:rPr>
+        <w:t xml:space="preserve">/tv ratio </w:t>
+      </w:r>
+    </w:p>
+    <w:p>
+      <w:pPr>
+        <w:rPr>
+          <w:rFonts w:ascii="Cambria" w:hAnsi="Cambria"/>
+          <w:b/>
+          <w:sz w:val="24"/>
+          <w:szCs w:val="24"/>
+        </w:rPr>
+      </w:pPr>
+      <w:r>
+        <w:rPr>
+          <w:rFonts w:ascii="Cambria" w:hAnsi="Cambria"/>
+          <w:b/>
+          <w:sz w:val="24"/>
+          <w:szCs w:val="24"/>
+        </w:rPr>
+        <w:t> </w:t>
+      </w:r>
+    </w:p>
+    <w:p>
+      <w:pPr>
+        <w:rPr>
+          <w:rFonts w:ascii="Cambria" w:hAnsi="Cambria"/>
+          <w:b/>
+          <w:sz w:val="24"/>
+          <w:szCs w:val="24"/>
+        </w:rPr>
+      </w:pPr>
+      <w:r>
+        <w:rPr>
+          <w:rFonts w:ascii="Cambria" w:hAnsi="Cambria"/>
+          <w:b/>
+          <w:sz w:val="24"/>
+          <w:szCs w:val="24"/>
+        </w:rPr>
+        <w:t xml:space="preserve">   </w:t>
+      </w:r>
+    </w:p>
+    <w:p>
+      <w:pPr>
+        <w:rPr>
+          <w:rFonts w:ascii="Cambria" w:hAnsi="Cambria"/>
+          <w:b/>
+          <w:sz w:val="24"/>
+          <w:szCs w:val="24"/>
+        </w:rPr>
+      </w:pPr>
+      <w:r>
+        <w:rPr>
+          <w:rFonts w:ascii="Cambria" w:hAnsi="Cambria"/>
+          <w:b/>
+          <w:sz w:val="24"/>
+          <w:szCs w:val="24"/>
+        </w:rPr>
+        <w:t xml:space="preserve">Figure 10c. base change counts per disease group </w:t>
+      </w:r>
+    </w:p>
+    <w:p>
+      <w:pPr>
+        <w:rPr>
+          <w:rFonts w:ascii="Cambria" w:hAnsi="Cambria"/>
+          <w:b/>
+          <w:sz w:val="24"/>
+          <w:szCs w:val="24"/>
+        </w:rPr>
+      </w:pPr>
+    </w:p>
+    <w:p>
+      <w:pPr>
+        <w:rPr>
+          <w:rFonts w:ascii="Cambria" w:hAnsi="Cambria"/>
+          <w:b/>
+          <w:sz w:val="24"/>
+          <w:szCs w:val="24"/>
+        </w:rPr>
+      </w:pPr>
+      <w:bookmarkStart w:id="15" w:name="_Hlk133404528"/>
+      <w:r>
+        <w:rPr>
+          <w:rFonts w:ascii="Cambria" w:hAnsi="Cambria"/>
+          <w:b/>
+          <w:sz w:val="24"/>
+          <w:szCs w:val="24"/>
+        </w:rPr>
+        <w:t>Figure 10</w:t>
+      </w:r>
+      <w:r>
+        <w:rPr>
+          <w:rFonts w:ascii="Cambria" w:hAnsi="Cambria"/>
+          <w:b/>
+          <w:sz w:val="24"/>
+          <w:szCs w:val="24"/>
+        </w:rPr>
+        <w:t>d</w:t>
+      </w:r>
+      <w:r>
+        <w:rPr>
+          <w:rFonts w:ascii="Cambria" w:hAnsi="Cambria"/>
+          <w:b/>
+          <w:sz w:val="24"/>
+          <w:szCs w:val="24"/>
+        </w:rPr>
         <w:t xml:space="preserve">. </w:t>
       </w:r>
       <w:r>
-        <w:t>POST-CALLING QC CHECK</w:t>
-      </w:r>
-      <w:bookmarkEnd w:id="11"/>
-      <w:r>
-        <w:t xml:space="preserve"> </w:t>
-      </w:r>
-    </w:p>
-    <w:p>
-      <w:pPr>
-        <w:rPr>
-          <w:rFonts w:ascii="Cambria" w:hAnsi="Cambria"/>
-          <w:bCs/>
-          <w:sz w:val="24"/>
-          <w:szCs w:val="24"/>
-        </w:rPr>
-      </w:pPr>
-      <w:r>
-        <w:rPr>
-          <w:rFonts w:ascii="Cambria" w:hAnsi="Cambria"/>
-          <w:bCs/>
-          <w:sz w:val="24"/>
-          <w:szCs w:val="24"/>
-        </w:rPr>
-        <w:t xml:space="preserve">After Ensemble variant calling pipeline, we performed a standard post variant calling qc check on ensemble variants. Items checked included: filtered variant total counts on case and control samples; TI/TV (transition/transversion) ratio on case and control samples; base change counts across different levels of </w:t>
-      </w:r>
-      <w:proofErr w:type="spellStart"/>
-      <w:r>
-        <w:rPr>
-          <w:rFonts w:ascii="Cambria" w:hAnsi="Cambria"/>
-          <w:bCs/>
-          <w:sz w:val="24"/>
-          <w:szCs w:val="24"/>
-        </w:rPr>
-        <w:t>phred</w:t>
-      </w:r>
-      <w:proofErr w:type="spellEnd"/>
-      <w:r>
-        <w:rPr>
-          <w:rFonts w:ascii="Cambria" w:hAnsi="Cambria"/>
-          <w:bCs/>
-          <w:sz w:val="24"/>
-          <w:szCs w:val="24"/>
-        </w:rPr>
-        <w:t xml:space="preserve">-scale </w:t>
-      </w:r>
-      <w:r>
-        <w:rPr>
-          <w:rFonts w:ascii="Cambria" w:hAnsi="Cambria"/>
-          <w:bCs/>
-          <w:sz w:val="24"/>
-          <w:szCs w:val="24"/>
-        </w:rPr>
-        <w:t xml:space="preserve">variant calling </w:t>
-      </w:r>
-      <w:r>
-        <w:rPr>
-          <w:rFonts w:ascii="Cambria" w:hAnsi="Cambria"/>
-          <w:bCs/>
-          <w:sz w:val="24"/>
-          <w:szCs w:val="24"/>
-        </w:rPr>
-        <w:t>quality</w:t>
-      </w:r>
-      <w:r>
-        <w:rPr>
-          <w:rFonts w:ascii="Cambria" w:hAnsi="Cambria"/>
-          <w:bCs/>
-          <w:sz w:val="24"/>
-          <w:szCs w:val="24"/>
-        </w:rPr>
-        <w:t xml:space="preserve"> </w:t>
-      </w:r>
-      <w:bookmarkStart w:id="12" w:name="_Hlk133404736"/>
-      <w:r>
-        <w:rPr>
-          <w:rFonts w:ascii="Cambria" w:hAnsi="Cambria"/>
-          <w:bCs/>
-          <w:sz w:val="24"/>
-          <w:szCs w:val="24"/>
-        </w:rPr>
-        <w:t>and missing call rate</w:t>
-      </w:r>
-      <w:r>
-        <w:rPr>
-          <w:rFonts w:ascii="Cambria" w:hAnsi="Cambria"/>
-          <w:bCs/>
-          <w:sz w:val="24"/>
-          <w:szCs w:val="24"/>
-        </w:rPr>
-        <w:t xml:space="preserve"> </w:t>
-      </w:r>
-      <w:bookmarkEnd w:id="12"/>
-      <w:r>
-        <w:rPr>
-          <w:rFonts w:ascii="Cambria" w:hAnsi="Cambria"/>
-          <w:bCs/>
-          <w:sz w:val="24"/>
-          <w:szCs w:val="24"/>
-        </w:rPr>
-        <w:t xml:space="preserve">for each disease group.  Group separated base change plots are available at </w:t>
-      </w:r>
-      <w:hyperlink r:id="rId8" w:history="1"/>
-    </w:p>
-    <w:p>
-      <w:pPr>
-        <w:rPr>
-          <w:rFonts w:ascii="Cambria" w:hAnsi="Cambria"/>
-          <w:b/>
-          <w:sz w:val="24"/>
-          <w:szCs w:val="24"/>
-        </w:rPr>
-      </w:pPr>
-      <w:r>
-        <w:rPr>
-          <w:rFonts w:ascii="Cambria" w:hAnsi="Cambria"/>
-          <w:b/>
-          <w:sz w:val="24"/>
-          <w:szCs w:val="24"/>
-        </w:rPr>
-        <w:t>GROUP_BASECHANGE</w:t>
-      </w:r>
-    </w:p>
-    <w:p>
-      <w:pPr>
-        <w:ind w:left="-4" w:right="1394"/>
-        <w:rPr>
-          <w:color w:val="000000" w:themeColor="text1"/>
-        </w:rPr>
-      </w:pPr>
-      <w:r>
-        <w:rPr>
-          <w:rFonts w:ascii="Cambria" w:hAnsi="Cambria"/>
-          <w:bCs/>
-          <w:sz w:val="24"/>
-          <w:szCs w:val="24"/>
-        </w:rPr>
-        <w:t>In substitution mutations, transitions are defined as the interchange of the purine-based A↔G or pyrimidine-based C↔T. Transversions are defined as the interchange between two-ring purine nucleobases and one-ring pyrimidine bases. The possible transversions are A↔C, A↔T, C↔G, G↔T</w:t>
-      </w:r>
-      <w:r>
-        <w:rPr>
-          <w:color w:val="000000" w:themeColor="text1"/>
-        </w:rPr>
-        <w:t xml:space="preserve">. </w:t>
-      </w:r>
-      <w:bookmarkStart w:id="13" w:name="_Hlk46390141"/>
-      <w:r>
-        <w:rPr>
-          <w:color w:val="000000" w:themeColor="text1"/>
-        </w:rPr>
-        <w:fldChar w:fldCharType="begin"/>
-      </w:r>
-      <w:r>
-        <w:rPr>
-          <w:color w:val="000000" w:themeColor="text1"/>
-        </w:rPr>
-        <w:instrText xml:space="preserve"> ADDIN EN.CITE &lt;EndNote&gt;&lt;Cite&gt;&lt;Author&gt;Wang&lt;/Author&gt;&lt;Year&gt;2015&lt;/Year&gt;&lt;RecNum&gt;7&lt;/RecNum&gt;&lt;DisplayText&gt;&lt;style face="superscript"&gt;7&lt;/style&gt;&lt;/DisplayText&gt;&lt;record&gt;&lt;rec-number&gt;7&lt;/rec-number&gt;&lt;foreign-keys&gt;&lt;key app="EN" db-id="w5f0rv092r5tz6e005vps0ddadxvpr0dzvtt" timestamp="1586811770"&gt;7&lt;/key&gt;&lt;/foreign-keys&gt;&lt;ref-type name="Journal Article"&gt;17&lt;/ref-type&gt;&lt;contributors&gt;&lt;authors&gt;&lt;author&gt;Wang, J.&lt;/author&gt;&lt;author&gt;Raskin, L.&lt;/author&gt;&lt;author&gt;Samuels, D. C.&lt;/author&gt;&lt;author&gt;Shyr, Y.&lt;/author&gt;&lt;author&gt;Guo, Y.&lt;/author&gt;&lt;/authors&gt;&lt;/contributors&gt;&lt;auth-address&gt;Center for Quantitative Sciences and Department of Medicine and Center for Human Genetics Research, Vanderbilt University, Nashville, TN 37212, USA.&lt;/auth-address&gt;&lt;titles&gt;&lt;title&gt;Genome measures used for quality control are dependent on gene function and ancestry&lt;/title&gt;&lt;secondary-title&gt;Bioinformatics&lt;/secondary-title&gt;&lt;/titles&gt;&lt;periodical&gt;&lt;full-title&gt;Bioinformatics&lt;/full-title&gt;&lt;/periodical&gt;&lt;pages&gt;318-23&lt;/pages&gt;&lt;volume&gt;31&lt;/volume&gt;&lt;number&gt;3&lt;/number&gt;&lt;edition&gt;2014/10/10&lt;/edition&gt;&lt;keywords&gt;&lt;keyword&gt;*Evolution, Molecular&lt;/keyword&gt;&lt;keyword&gt;*Genome, Human&lt;/keyword&gt;&lt;keyword&gt;Genome-Wide Association Study/*methods&lt;/keyword&gt;&lt;keyword&gt;Genotype&lt;/keyword&gt;&lt;keyword&gt;High-Throughput Nucleotide Sequencing/*methods&lt;/keyword&gt;&lt;keyword&gt;Humans&lt;/keyword&gt;&lt;keyword&gt;Phenotype&lt;/keyword&gt;&lt;keyword&gt;Polymorphism, Single Nucleotide/*genetics&lt;/keyword&gt;&lt;keyword&gt;*Quality Control&lt;/keyword&gt;&lt;/keywords&gt;&lt;dates&gt;&lt;year&gt;2015&lt;/year&gt;&lt;pub-dates&gt;&lt;date&gt;Feb 1&lt;/date&gt;&lt;/pub-dates&gt;&lt;/dates&gt;&lt;isbn&gt;1367-4811 (Electronic)&amp;#xD;1367-4803 (Linking)&lt;/isbn&gt;&lt;accession-num&gt;25297068&lt;/accession-num&gt;&lt;urls&gt;&lt;related-urls&gt;&lt;url&gt;https://www.ncbi.nlm.nih.gov/pubmed/25297068&lt;/url&gt;&lt;/related-urls&gt;&lt;/urls&gt;&lt;custom2&gt;PMC4308666&lt;/custom2&gt;&lt;electronic-resource-num&gt;10.1093/bioinformatics/btu668&lt;/electronic-resource-num&gt;&lt;/record&gt;&lt;/Cite&gt;&lt;/EndNote&gt;</w:instrText>
-      </w:r>
-      <w:r>
-        <w:rPr>
-          <w:color w:val="000000" w:themeColor="text1"/>
-        </w:rPr>
-        <w:fldChar w:fldCharType="separate"/>
-      </w:r>
-      <w:r>
-        <w:rPr>
-          <w:noProof/>
-          <w:color w:val="000000" w:themeColor="text1"/>
-          <w:vertAlign w:val="superscript"/>
-        </w:rPr>
-        <w:t>7</w:t>
-      </w:r>
-      <w:r>
-        <w:rPr>
-          <w:color w:val="000000" w:themeColor="text1"/>
-        </w:rPr>
-        <w:fldChar w:fldCharType="end"/>
-      </w:r>
-      <w:bookmarkEnd w:id="13"/>
-      <w:r>
-        <w:rPr>
-          <w:color w:val="000000" w:themeColor="text1"/>
-        </w:rPr>
-        <w:t xml:space="preserve"> </w:t>
-      </w:r>
-    </w:p>
-    <w:p>
-      <w:pPr>
-        <w:spacing w:after="176" w:line="259" w:lineRule="auto"/>
-        <w:ind w:left="1"/>
-        <w:rPr>
-          <w:color w:val="000000" w:themeColor="text1"/>
-        </w:rPr>
-      </w:pPr>
-      <w:r>
-        <w:rPr>
-          <w:color w:val="000000" w:themeColor="text1"/>
-        </w:rPr>
-        <w:t xml:space="preserve"> </w:t>
-      </w:r>
-    </w:p>
-    <w:p>
-      <w:pPr>
-        <w:rPr>
-          <w:rFonts w:ascii="Cambria" w:hAnsi="Cambria"/>
-          <w:b/>
-          <w:sz w:val="24"/>
-          <w:szCs w:val="24"/>
-        </w:rPr>
-      </w:pPr>
-      <w:r>
-        <w:rPr>
-          <w:rFonts w:ascii="Cambria" w:hAnsi="Cambria"/>
-          <w:b/>
-          <w:sz w:val="24"/>
-          <w:szCs w:val="24"/>
-        </w:rPr>
-        <w:t xml:space="preserve"> </w:t>
-      </w:r>
-    </w:p>
-    <w:p>
-      <w:pPr>
-        <w:rPr>
-          <w:rFonts w:ascii="Cambria" w:hAnsi="Cambria"/>
-          <w:b/>
-          <w:sz w:val="24"/>
-          <w:szCs w:val="24"/>
-        </w:rPr>
-      </w:pPr>
-      <w:r>
-        <w:rPr>
-          <w:rFonts w:ascii="Cambria" w:hAnsi="Cambria"/>
-          <w:b/>
-          <w:sz w:val="24"/>
-          <w:szCs w:val="24"/>
-        </w:rPr>
-        <w:t xml:space="preserve">  </w:t>
-      </w:r>
-    </w:p>
-    <w:p>
-      <w:pPr>
-        <w:rPr>
-          <w:rFonts w:ascii="Cambria" w:hAnsi="Cambria"/>
-          <w:b/>
-          <w:sz w:val="24"/>
-          <w:szCs w:val="24"/>
-        </w:rPr>
-      </w:pPr>
-      <w:r>
-        <w:rPr>
-          <w:rFonts w:ascii="Cambria" w:hAnsi="Cambria"/>
-          <w:b/>
-          <w:sz w:val="24"/>
-          <w:szCs w:val="24"/>
-        </w:rPr>
-        <w:t xml:space="preserve">Figure 10a. Ensemble filtered variant count by sample (samples are sorted alphabetically). Variants are filtered by ensemble majority voting, </w:t>
-      </w:r>
-      <w:proofErr w:type="spellStart"/>
-      <w:r>
-        <w:rPr>
-          <w:rFonts w:ascii="Cambria" w:hAnsi="Cambria"/>
-          <w:b/>
-          <w:sz w:val="24"/>
-          <w:szCs w:val="24"/>
-        </w:rPr>
-        <w:t>capturekit</w:t>
-      </w:r>
-      <w:proofErr w:type="spellEnd"/>
-      <w:r>
-        <w:rPr>
-          <w:rFonts w:ascii="Cambria" w:hAnsi="Cambria"/>
-          <w:b/>
-          <w:sz w:val="24"/>
-          <w:szCs w:val="24"/>
-        </w:rPr>
-        <w:t xml:space="preserve"> intersection region filter. </w:t>
-      </w:r>
-    </w:p>
-    <w:p>
-      <w:pPr>
-        <w:rPr>
-          <w:rFonts w:ascii="Cambria" w:hAnsi="Cambria"/>
-          <w:b/>
-          <w:sz w:val="24"/>
-          <w:szCs w:val="24"/>
-        </w:rPr>
-      </w:pPr>
-    </w:p>
-    <w:p>
-      <w:pPr>
-        <w:rPr>
-          <w:rFonts w:ascii="Cambria" w:hAnsi="Cambria"/>
-          <w:b/>
-          <w:sz w:val="24"/>
-          <w:szCs w:val="24"/>
-        </w:rPr>
-      </w:pPr>
-    </w:p>
-    <w:p>
-      <w:pPr>
-        <w:rPr>
-          <w:rFonts w:ascii="Cambria" w:hAnsi="Cambria"/>
-          <w:b/>
-          <w:sz w:val="24"/>
-          <w:szCs w:val="24"/>
-        </w:rPr>
-      </w:pPr>
-      <w:r>
-        <w:rPr>
-          <w:rFonts w:ascii="Cambria" w:hAnsi="Cambria"/>
-          <w:b/>
-          <w:sz w:val="24"/>
-          <w:szCs w:val="24"/>
-        </w:rPr>
-        <w:t xml:space="preserve">Table </w:t>
-      </w:r>
-      <w:r>
-        <w:rPr>
-          <w:rFonts w:asciiTheme="minorEastAsia" w:eastAsiaTheme="minorEastAsia" w:hAnsiTheme="minorEastAsia" w:hint="eastAsia"/>
-          <w:b/>
-          <w:sz w:val="24"/>
-          <w:szCs w:val="24"/>
-          <w:lang w:eastAsia="zh-CN"/>
-        </w:rPr>
-        <w:t>6</w:t>
-      </w:r>
-      <w:r>
-        <w:rPr>
-          <w:rFonts w:ascii="Cambria" w:hAnsi="Cambria"/>
-          <w:b/>
-          <w:sz w:val="24"/>
-          <w:szCs w:val="24"/>
-        </w:rPr>
-        <w:t xml:space="preserve">a. 10 samples with lowest variant count </w:t>
-      </w:r>
-    </w:p>
-    <w:p>
-      <w:pPr>
-        <w:rPr>
-          <w:rFonts w:ascii="Cambria" w:hAnsi="Cambria"/>
-          <w:b/>
-          <w:sz w:val="24"/>
-          <w:szCs w:val="24"/>
-        </w:rPr>
-      </w:pPr>
-    </w:p>
-    <w:p>
-      <w:pPr>
-        <w:rPr>
-          <w:rFonts w:ascii="Cambria" w:hAnsi="Cambria"/>
-          <w:b/>
-          <w:sz w:val="24"/>
-          <w:szCs w:val="24"/>
-        </w:rPr>
-      </w:pPr>
-      <w:r>
-        <w:rPr>
-          <w:rFonts w:ascii="Cambria" w:hAnsi="Cambria"/>
-          <w:b/>
-          <w:sz w:val="24"/>
-          <w:szCs w:val="24"/>
-        </w:rPr>
-        <w:t xml:space="preserve"> </w:t>
-      </w:r>
-    </w:p>
-    <w:p>
-      <w:pPr>
-        <w:rPr>
-          <w:rFonts w:ascii="Cambria" w:hAnsi="Cambria"/>
-          <w:b/>
-          <w:sz w:val="24"/>
-          <w:szCs w:val="24"/>
-        </w:rPr>
-      </w:pPr>
-      <w:r>
-        <w:rPr>
-          <w:rFonts w:ascii="Cambria" w:hAnsi="Cambria"/>
-          <w:b/>
-          <w:sz w:val="24"/>
-          <w:szCs w:val="24"/>
-        </w:rPr>
-        <w:t xml:space="preserve">Figure 10b. Ensemble filtered variant </w:t>
-      </w:r>
-      <w:proofErr w:type="spellStart"/>
-      <w:r>
-        <w:rPr>
-          <w:rFonts w:ascii="Cambria" w:hAnsi="Cambria"/>
-          <w:b/>
-          <w:sz w:val="24"/>
-          <w:szCs w:val="24"/>
-        </w:rPr>
-        <w:t>ti</w:t>
-      </w:r>
-      <w:proofErr w:type="spellEnd"/>
-      <w:r>
-        <w:rPr>
-          <w:rFonts w:ascii="Cambria" w:hAnsi="Cambria"/>
-          <w:b/>
-          <w:sz w:val="24"/>
-          <w:szCs w:val="24"/>
-        </w:rPr>
-        <w:t xml:space="preserve">/tv ratio by sample (samples are sorted alphabetically). Variants are filtered by ensemble majority voting, </w:t>
-      </w:r>
-      <w:proofErr w:type="spellStart"/>
-      <w:r>
-        <w:rPr>
-          <w:rFonts w:ascii="Cambria" w:hAnsi="Cambria"/>
-          <w:b/>
-          <w:sz w:val="24"/>
-          <w:szCs w:val="24"/>
-        </w:rPr>
-        <w:t>capturekit</w:t>
-      </w:r>
-      <w:proofErr w:type="spellEnd"/>
-      <w:r>
-        <w:rPr>
-          <w:rFonts w:ascii="Cambria" w:hAnsi="Cambria"/>
-          <w:b/>
-          <w:sz w:val="24"/>
-          <w:szCs w:val="24"/>
-        </w:rPr>
-        <w:t xml:space="preserve"> intersection region filter. </w:t>
-      </w:r>
-    </w:p>
-    <w:p>
-      <w:pPr>
-        <w:rPr>
-          <w:rFonts w:ascii="Cambria" w:hAnsi="Cambria"/>
-          <w:b/>
-          <w:sz w:val="24"/>
-          <w:szCs w:val="24"/>
-        </w:rPr>
-      </w:pPr>
-      <w:r>
-        <w:rPr>
-          <w:rFonts w:ascii="Cambria" w:hAnsi="Cambria"/>
-          <w:b/>
-          <w:sz w:val="24"/>
-          <w:szCs w:val="24"/>
-        </w:rPr>
-        <w:t xml:space="preserve"> </w:t>
-      </w:r>
-    </w:p>
-    <w:p>
-      <w:pPr>
-        <w:rPr>
-          <w:rFonts w:ascii="Cambria" w:hAnsi="Cambria"/>
-          <w:b/>
-          <w:sz w:val="24"/>
-          <w:szCs w:val="24"/>
-        </w:rPr>
-      </w:pPr>
-      <w:r>
-        <w:rPr>
-          <w:rFonts w:ascii="Cambria" w:hAnsi="Cambria"/>
-          <w:b/>
-          <w:sz w:val="24"/>
-          <w:szCs w:val="24"/>
-        </w:rPr>
-        <w:t xml:space="preserve">Table </w:t>
-      </w:r>
-      <w:r>
-        <w:rPr>
-          <w:rFonts w:asciiTheme="minorEastAsia" w:eastAsiaTheme="minorEastAsia" w:hAnsiTheme="minorEastAsia" w:hint="eastAsia"/>
-          <w:b/>
-          <w:sz w:val="24"/>
-          <w:szCs w:val="24"/>
-          <w:lang w:eastAsia="zh-CN"/>
-        </w:rPr>
-        <w:t>6</w:t>
-      </w:r>
-      <w:r>
-        <w:rPr>
-          <w:rFonts w:ascii="Cambria" w:hAnsi="Cambria"/>
-          <w:b/>
-          <w:sz w:val="24"/>
-          <w:szCs w:val="24"/>
-        </w:rPr>
-        <w:t xml:space="preserve">b. 10 samples with lowest </w:t>
-      </w:r>
-      <w:proofErr w:type="spellStart"/>
-      <w:r>
-        <w:rPr>
-          <w:rFonts w:ascii="Cambria" w:hAnsi="Cambria"/>
-          <w:b/>
-          <w:sz w:val="24"/>
-          <w:szCs w:val="24"/>
-        </w:rPr>
-        <w:t>ti</w:t>
-      </w:r>
-      <w:proofErr w:type="spellEnd"/>
-      <w:r>
-        <w:rPr>
-          <w:rFonts w:ascii="Cambria" w:hAnsi="Cambria"/>
-          <w:b/>
-          <w:sz w:val="24"/>
-          <w:szCs w:val="24"/>
-        </w:rPr>
-        <w:t xml:space="preserve">/tv ratio </w:t>
-      </w:r>
-    </w:p>
-    <w:p>
-      <w:pPr>
-        <w:rPr>
-          <w:rFonts w:ascii="Cambria" w:hAnsi="Cambria"/>
-          <w:b/>
-          <w:sz w:val="24"/>
-          <w:szCs w:val="24"/>
-        </w:rPr>
-      </w:pPr>
-      <w:r>
-        <w:rPr>
-          <w:rFonts w:ascii="Cambria" w:hAnsi="Cambria"/>
-          <w:b/>
-          <w:sz w:val="24"/>
-          <w:szCs w:val="24"/>
-        </w:rPr>
-        <w:t> </w:t>
-      </w:r>
-    </w:p>
-    <w:p>
-      <w:pPr>
-        <w:rPr>
-          <w:rFonts w:ascii="Cambria" w:hAnsi="Cambria"/>
-          <w:b/>
-          <w:sz w:val="24"/>
-          <w:szCs w:val="24"/>
-        </w:rPr>
-      </w:pPr>
-      <w:r>
-        <w:rPr>
-          <w:rFonts w:ascii="Cambria" w:hAnsi="Cambria"/>
-          <w:b/>
-          <w:sz w:val="24"/>
-          <w:szCs w:val="24"/>
-        </w:rPr>
-        <w:t xml:space="preserve">   </w:t>
-      </w:r>
-    </w:p>
-    <w:p>
-      <w:pPr>
-        <w:rPr>
-          <w:rFonts w:ascii="Cambria" w:hAnsi="Cambria"/>
-          <w:b/>
-          <w:sz w:val="24"/>
-          <w:szCs w:val="24"/>
-        </w:rPr>
-      </w:pPr>
-      <w:r>
-        <w:rPr>
-          <w:rFonts w:ascii="Cambria" w:hAnsi="Cambria"/>
-          <w:b/>
-          <w:sz w:val="24"/>
-          <w:szCs w:val="24"/>
-        </w:rPr>
-        <w:t xml:space="preserve">Figure 10c. base change counts per disease group </w:t>
-      </w:r>
-    </w:p>
-    <w:p>
-      <w:pPr>
-        <w:rPr>
-          <w:rFonts w:ascii="Cambria" w:hAnsi="Cambria"/>
-          <w:b/>
-          <w:sz w:val="24"/>
-          <w:szCs w:val="24"/>
-        </w:rPr>
-      </w:pPr>
-    </w:p>
-    <w:p>
-      <w:pPr>
-        <w:rPr>
-          <w:rFonts w:ascii="Cambria" w:hAnsi="Cambria"/>
-          <w:b/>
-          <w:sz w:val="24"/>
-          <w:szCs w:val="24"/>
-        </w:rPr>
-      </w:pPr>
-      <w:bookmarkStart w:id="14" w:name="_Hlk133404528"/>
-      <w:r>
-        <w:rPr>
-          <w:rFonts w:ascii="Cambria" w:hAnsi="Cambria"/>
-          <w:b/>
-          <w:sz w:val="24"/>
-          <w:szCs w:val="24"/>
-        </w:rPr>
-        <w:t>Figure 10</w:t>
-      </w:r>
-      <w:r>
-        <w:rPr>
-          <w:rFonts w:ascii="Cambria" w:hAnsi="Cambria"/>
-          <w:b/>
-          <w:sz w:val="24"/>
-          <w:szCs w:val="24"/>
-        </w:rPr>
-        <w:t>d</w:t>
-      </w:r>
-      <w:r>
-        <w:rPr>
-          <w:rFonts w:ascii="Cambria" w:hAnsi="Cambria"/>
-          <w:b/>
-          <w:sz w:val="24"/>
-          <w:szCs w:val="24"/>
-        </w:rPr>
-        <w:t xml:space="preserve">. </w:t>
-      </w:r>
-      <w:r>
         <w:rPr>
           <w:rFonts w:ascii="Cambria" w:hAnsi="Cambria"/>
           <w:b/>
@@ -4438,7 +4464,7 @@
         <w:t xml:space="preserve">per disease group </w:t>
       </w:r>
     </w:p>
-    <w:bookmarkEnd w:id="14"/>
+    <w:bookmarkEnd w:id="15"/>
     <w:p>
       <w:pPr>
         <w:rPr>
@@ -4485,7 +4511,7 @@
       <w:pPr>
         <w:pStyle w:val="Heading1"/>
       </w:pPr>
-      <w:bookmarkStart w:id="15" w:name="_Toc77091518"/>
+      <w:bookmarkStart w:id="16" w:name="_Toc77091518"/>
       <w:r>
         <w:t>1</w:t>
       </w:r>
@@ -4504,7 +4530,7 @@
       <w:r>
         <w:t xml:space="preserve"> CHECK</w:t>
       </w:r>
-      <w:bookmarkEnd w:id="15"/>
+      <w:bookmarkEnd w:id="16"/>
       <w:r>
         <w:t xml:space="preserve"> </w:t>
       </w:r>
@@ -4698,7 +4724,6 @@
           </w:tcPr>
           <w:p>
             <w:r>
-              <w:lastRenderedPageBreak/>
               <w:t>Unrelated</w:t>
             </w:r>
           </w:p>
@@ -4742,6 +4767,7 @@
           <w:sz w:val="24"/>
           <w:szCs w:val="24"/>
         </w:rPr>
+        <w:lastRenderedPageBreak/>
         <w:t>The pairwise kinship coefficient score for all pairs of samples in the build can be found at:</w:t>
       </w:r>
     </w:p>
@@ -4826,11 +4852,11 @@
       <w:pPr>
         <w:pStyle w:val="Heading1"/>
       </w:pPr>
-      <w:bookmarkStart w:id="16" w:name="_Toc77091519"/>
+      <w:bookmarkStart w:id="17" w:name="_Toc77091519"/>
       <w:r>
         <w:t>References</w:t>
       </w:r>
-      <w:bookmarkEnd w:id="16"/>
+      <w:bookmarkEnd w:id="17"/>
     </w:p>
     <w:p>
       <w:pPr>
@@ -5150,33 +5176,29 @@
           <w:color w:val="000000" w:themeColor="text1"/>
         </w:rPr>
         <w:tab/>
-        <w:t xml:space="preserve">Wang, C., Zhan, X., Liang, L., Abecasis, G. R. &amp; Lin, X. Improved ancestry estimation for both genotyping and sequencing data using projection procrustes analysis and genotype imputation. </w:t>
       </w:r>
       <w:r>
         <w:rPr>
           <w:i/>
           <w:color w:val="000000" w:themeColor="text1"/>
         </w:rPr>
-        <w:t>Am J Hum Genet</w:t>
-      </w:r>
-      <w:r>
-        <w:rPr>
-          <w:color w:val="000000" w:themeColor="text1"/>
-        </w:rPr>
-        <w:t xml:space="preserve"> </w:t>
-      </w:r>
-      <w:r>
-        <w:rPr>
-          <w:b/>
-          <w:color w:val="000000" w:themeColor="text1"/>
-        </w:rPr>
-        <w:t>96</w:t>
-      </w:r>
-      <w:r>
-        <w:rPr>
-          <w:color w:val="000000" w:themeColor="text1"/>
-        </w:rPr>
-        <w:t>, 926-937, doi:10.1016/j.ajhg.2015.04.018 (2015).</w:t>
+        <w:t xml:space="preserve">Emil Jørsboe, Kristian Hanghøj, Anders Albrechtsen, fastNGSadmix: admixture proportions and principal component analysis of a single NGS sample, Bioinformatics, Volume 33, Issue 19, October 2017, Pages 3148–3150, </w:t>
+      </w:r>
+      <w:hyperlink r:id="rId9" w:history="1">
+        <w:r>
+          <w:rPr>
+            <w:i/>
+            <w:color w:val="000000" w:themeColor="text1"/>
+          </w:rPr>
+          <w:t>https://doi.org/10.1093/bioinformatics/btx474</w:t>
+        </w:r>
+      </w:hyperlink>
+      <w:r>
+        <w:rPr>
+          <w:i/>
+          <w:color w:val="000000" w:themeColor="text1"/>
+        </w:rPr>
+        <w:t xml:space="preserve"> (2017).</w:t>
       </w:r>
     </w:p>
     <w:p>
@@ -5502,14 +5524,13 @@
         <w:rPr>
           <w:color w:val="000000" w:themeColor="text1"/>
         </w:rPr>
-        <w:lastRenderedPageBreak/>
         <w:fldChar w:fldCharType="end"/>
       </w:r>
     </w:p>
     <w:sectPr>
-      <w:headerReference w:type="default" r:id="rId9"/>
-      <w:footerReference w:type="even" r:id="rId10"/>
-      <w:footerReference w:type="default" r:id="rId11"/>
+      <w:headerReference w:type="default" r:id="rId10"/>
+      <w:footerReference w:type="even" r:id="rId11"/>
+      <w:footerReference w:type="default" r:id="rId12"/>
       <w:pgSz w:w="12240" w:h="15840"/>
       <w:pgMar w:top="1440" w:right="1800" w:bottom="1440" w:left="1800" w:header="720" w:footer="720" w:gutter="0"/>
       <w:cols w:space="720"/>
@@ -5520,7 +5541,7 @@
 </file>
 
 <file path=word/endnotes.xml><?xml version="1.0" encoding="utf-8"?>
-<w:endnotes xmlns:wpc="http://schemas.microsoft.com/office/word/2010/wordprocessingCanvas" xmlns:cx="http://schemas.microsoft.com/office/drawing/2014/chartex" xmlns:cx1="http://schemas.microsoft.com/office/drawing/2015/9/8/chartex" xmlns:cx2="http://schemas.microsoft.com/office/drawing/2015/10/21/chartex" xmlns:cx3="http://schemas.microsoft.com/office/drawing/2016/5/9/chartex" xmlns:cx4="http://schemas.microsoft.com/office/drawing/2016/5/10/chartex" xmlns:cx5="http://schemas.microsoft.com/office/drawing/2016/5/11/chartex" xmlns:cx6="http://schemas.microsoft.com/office/drawing/2016/5/12/chartex" xmlns:cx7="http://schemas.microsoft.com/office/drawing/2016/5/13/chartex" xmlns:cx8="http://schemas.microsoft.com/office/drawing/2016/5/14/chartex" xmlns:mc="http://schemas.openxmlformats.org/markup-compatibility/2006" xmlns:aink="http://schemas.microsoft.com/office/drawing/2016/ink" xmlns:am3d="http://schemas.microsoft.com/office/drawing/2017/model3d" xmlns:o="urn:schemas-microsoft-com:office:office" xmlns:oel="http://schemas.microsoft.com/office/2019/extlst" xmlns:r="http://schemas.openxmlformats.org/officeDocument/2006/relationships" xmlns:m="http://schemas.openxmlformats.org/officeDocument/2006/math" xmlns:v="urn:schemas-microsoft-com:vml" xmlns:wp14="http://schemas.microsoft.com/office/word/2010/wordprocessingDrawing" xmlns:wp="http://schemas.openxmlformats.org/drawingml/2006/wordprocessingDrawing" xmlns:w10="urn:schemas-microsoft-com:office:word" xmlns:w="http://schemas.openxmlformats.org/wordprocessingml/2006/main" xmlns:w14="http://schemas.microsoft.com/office/word/2010/wordml" xmlns:w15="http://schemas.microsoft.com/office/word/2012/wordml" xmlns:w16cex="http://schemas.microsoft.com/office/word/2018/wordml/cex" xmlns:w16cid="http://schemas.microsoft.com/office/word/2016/wordml/cid" xmlns:w16="http://schemas.microsoft.com/office/word/2018/wordml" xmlns:w16sdtdh="http://schemas.microsoft.com/office/word/2020/wordml/sdtdatahash" xmlns:w16se="http://schemas.microsoft.com/office/word/2015/wordml/symex" xmlns:wpg="http://schemas.microsoft.com/office/word/2010/wordprocessingGroup" xmlns:wpi="http://schemas.microsoft.com/office/word/2010/wordprocessingInk" xmlns:wne="http://schemas.microsoft.com/office/word/2006/wordml" xmlns:wps="http://schemas.microsoft.com/office/word/2010/wordprocessingShape" mc:Ignorable="w14 w15 w16se w16cid w16 w16cex w16sdtdh wp14">
+<w:endnotes xmlns:wpc="http://schemas.microsoft.com/office/word/2010/wordprocessingCanvas" xmlns:cx="http://schemas.microsoft.com/office/drawing/2014/chartex" xmlns:cx1="http://schemas.microsoft.com/office/drawing/2015/9/8/chartex" xmlns:cx2="http://schemas.microsoft.com/office/drawing/2015/10/21/chartex" xmlns:cx3="http://schemas.microsoft.com/office/drawing/2016/5/9/chartex" xmlns:cx4="http://schemas.microsoft.com/office/drawing/2016/5/10/chartex" xmlns:cx5="http://schemas.microsoft.com/office/drawing/2016/5/11/chartex" xmlns:cx6="http://schemas.microsoft.com/office/drawing/2016/5/12/chartex" xmlns:cx7="http://schemas.microsoft.com/office/drawing/2016/5/13/chartex" xmlns:cx8="http://schemas.microsoft.com/office/drawing/2016/5/14/chartex" xmlns:mc="http://schemas.openxmlformats.org/markup-compatibility/2006" xmlns:aink="http://schemas.microsoft.com/office/drawing/2016/ink" xmlns:am3d="http://schemas.microsoft.com/office/drawing/2017/model3d" xmlns:o="urn:schemas-microsoft-com:office:office" xmlns:oel="http://schemas.microsoft.com/office/2019/extlst" xmlns:r="http://schemas.openxmlformats.org/officeDocument/2006/relationships" xmlns:m="http://schemas.openxmlformats.org/officeDocument/2006/math" xmlns:v="urn:schemas-microsoft-com:vml" xmlns:wp14="http://schemas.microsoft.com/office/word/2010/wordprocessingDrawing" xmlns:wp="http://schemas.openxmlformats.org/drawingml/2006/wordprocessingDrawing" xmlns:w10="urn:schemas-microsoft-com:office:word" xmlns:w="http://schemas.openxmlformats.org/wordprocessingml/2006/main" xmlns:w14="http://schemas.microsoft.com/office/word/2010/wordml" xmlns:w15="http://schemas.microsoft.com/office/word/2012/wordml" xmlns:w16cex="http://schemas.microsoft.com/office/word/2018/wordml/cex" xmlns:w16cid="http://schemas.microsoft.com/office/word/2016/wordml/cid" xmlns:w16="http://schemas.microsoft.com/office/word/2018/wordml" xmlns:w16du="http://schemas.microsoft.com/office/word/2023/wordml/word16du" xmlns:w16sdtdh="http://schemas.microsoft.com/office/word/2020/wordml/sdtdatahash" xmlns:w16se="http://schemas.microsoft.com/office/word/2015/wordml/symex" xmlns:wpg="http://schemas.microsoft.com/office/word/2010/wordprocessingGroup" xmlns:wpi="http://schemas.microsoft.com/office/word/2010/wordprocessingInk" xmlns:wne="http://schemas.microsoft.com/office/word/2006/wordml" xmlns:wps="http://schemas.microsoft.com/office/word/2010/wordprocessingShape" mc:Ignorable="w14 w15 w16se w16cid w16 w16cex w16sdtdh w16du wp14">
   <w:endnote w:type="separator" w:id="-1">
     <w:p>
       <w:pPr>
@@ -5545,7 +5566,7 @@
 </file>
 
 <file path=word/footer1.xml><?xml version="1.0" encoding="utf-8"?>
-<w:ftr xmlns:wpc="http://schemas.microsoft.com/office/word/2010/wordprocessingCanvas" xmlns:cx="http://schemas.microsoft.com/office/drawing/2014/chartex" xmlns:cx1="http://schemas.microsoft.com/office/drawing/2015/9/8/chartex" xmlns:cx2="http://schemas.microsoft.com/office/drawing/2015/10/21/chartex" xmlns:cx3="http://schemas.microsoft.com/office/drawing/2016/5/9/chartex" xmlns:cx4="http://schemas.microsoft.com/office/drawing/2016/5/10/chartex" xmlns:cx5="http://schemas.microsoft.com/office/drawing/2016/5/11/chartex" xmlns:cx6="http://schemas.microsoft.com/office/drawing/2016/5/12/chartex" xmlns:cx7="http://schemas.microsoft.com/office/drawing/2016/5/13/chartex" xmlns:cx8="http://schemas.microsoft.com/office/drawing/2016/5/14/chartex" xmlns:mc="http://schemas.openxmlformats.org/markup-compatibility/2006" xmlns:aink="http://schemas.microsoft.com/office/drawing/2016/ink" xmlns:am3d="http://schemas.microsoft.com/office/drawing/2017/model3d" xmlns:o="urn:schemas-microsoft-com:office:office" xmlns:oel="http://schemas.microsoft.com/office/2019/extlst" xmlns:r="http://schemas.openxmlformats.org/officeDocument/2006/relationships" xmlns:m="http://schemas.openxmlformats.org/officeDocument/2006/math" xmlns:v="urn:schemas-microsoft-com:vml" xmlns:wp14="http://schemas.microsoft.com/office/word/2010/wordprocessingDrawing" xmlns:wp="http://schemas.openxmlformats.org/drawingml/2006/wordprocessingDrawing" xmlns:w10="urn:schemas-microsoft-com:office:word" xmlns:w="http://schemas.openxmlformats.org/wordprocessingml/2006/main" xmlns:w14="http://schemas.microsoft.com/office/word/2010/wordml" xmlns:w15="http://schemas.microsoft.com/office/word/2012/wordml" xmlns:w16cex="http://schemas.microsoft.com/office/word/2018/wordml/cex" xmlns:w16cid="http://schemas.microsoft.com/office/word/2016/wordml/cid" xmlns:w16="http://schemas.microsoft.com/office/word/2018/wordml" xmlns:w16sdtdh="http://schemas.microsoft.com/office/word/2020/wordml/sdtdatahash" xmlns:w16se="http://schemas.microsoft.com/office/word/2015/wordml/symex" xmlns:wpg="http://schemas.microsoft.com/office/word/2010/wordprocessingGroup" xmlns:wpi="http://schemas.microsoft.com/office/word/2010/wordprocessingInk" xmlns:wne="http://schemas.microsoft.com/office/word/2006/wordml" xmlns:wps="http://schemas.microsoft.com/office/word/2010/wordprocessingShape" mc:Ignorable="w14 w15 w16se w16cid w16 w16cex w16sdtdh wp14">
+<w:ftr xmlns:wpc="http://schemas.microsoft.com/office/word/2010/wordprocessingCanvas" xmlns:cx="http://schemas.microsoft.com/office/drawing/2014/chartex" xmlns:cx1="http://schemas.microsoft.com/office/drawing/2015/9/8/chartex" xmlns:cx2="http://schemas.microsoft.com/office/drawing/2015/10/21/chartex" xmlns:cx3="http://schemas.microsoft.com/office/drawing/2016/5/9/chartex" xmlns:cx4="http://schemas.microsoft.com/office/drawing/2016/5/10/chartex" xmlns:cx5="http://schemas.microsoft.com/office/drawing/2016/5/11/chartex" xmlns:cx6="http://schemas.microsoft.com/office/drawing/2016/5/12/chartex" xmlns:cx7="http://schemas.microsoft.com/office/drawing/2016/5/13/chartex" xmlns:cx8="http://schemas.microsoft.com/office/drawing/2016/5/14/chartex" xmlns:mc="http://schemas.openxmlformats.org/markup-compatibility/2006" xmlns:aink="http://schemas.microsoft.com/office/drawing/2016/ink" xmlns:am3d="http://schemas.microsoft.com/office/drawing/2017/model3d" xmlns:o="urn:schemas-microsoft-com:office:office" xmlns:oel="http://schemas.microsoft.com/office/2019/extlst" xmlns:r="http://schemas.openxmlformats.org/officeDocument/2006/relationships" xmlns:m="http://schemas.openxmlformats.org/officeDocument/2006/math" xmlns:v="urn:schemas-microsoft-com:vml" xmlns:wp14="http://schemas.microsoft.com/office/word/2010/wordprocessingDrawing" xmlns:wp="http://schemas.openxmlformats.org/drawingml/2006/wordprocessingDrawing" xmlns:w10="urn:schemas-microsoft-com:office:word" xmlns:w="http://schemas.openxmlformats.org/wordprocessingml/2006/main" xmlns:w14="http://schemas.microsoft.com/office/word/2010/wordml" xmlns:w15="http://schemas.microsoft.com/office/word/2012/wordml" xmlns:w16cex="http://schemas.microsoft.com/office/word/2018/wordml/cex" xmlns:w16cid="http://schemas.microsoft.com/office/word/2016/wordml/cid" xmlns:w16="http://schemas.microsoft.com/office/word/2018/wordml" xmlns:w16du="http://schemas.microsoft.com/office/word/2023/wordml/word16du" xmlns:w16sdtdh="http://schemas.microsoft.com/office/word/2020/wordml/sdtdatahash" xmlns:w16se="http://schemas.microsoft.com/office/word/2015/wordml/symex" xmlns:wpg="http://schemas.microsoft.com/office/word/2010/wordprocessingGroup" xmlns:wpi="http://schemas.microsoft.com/office/word/2010/wordprocessingInk" xmlns:wne="http://schemas.microsoft.com/office/word/2006/wordml" xmlns:wps="http://schemas.microsoft.com/office/word/2010/wordprocessingShape" mc:Ignorable="w14 w15 w16se w16cid w16 w16cex w16sdtdh w16du wp14">
   <w:p>
     <w:pPr>
       <w:pStyle w:val="Footer"/>
@@ -5582,7 +5603,7 @@
 </file>
 
 <file path=word/footer2.xml><?xml version="1.0" encoding="utf-8"?>
-<w:ftr xmlns:wpc="http://schemas.microsoft.com/office/word/2010/wordprocessingCanvas" xmlns:cx="http://schemas.microsoft.com/office/drawing/2014/chartex" xmlns:cx1="http://schemas.microsoft.com/office/drawing/2015/9/8/chartex" xmlns:cx2="http://schemas.microsoft.com/office/drawing/2015/10/21/chartex" xmlns:cx3="http://schemas.microsoft.com/office/drawing/2016/5/9/chartex" xmlns:cx4="http://schemas.microsoft.com/office/drawing/2016/5/10/chartex" xmlns:cx5="http://schemas.microsoft.com/office/drawing/2016/5/11/chartex" xmlns:cx6="http://schemas.microsoft.com/office/drawing/2016/5/12/chartex" xmlns:cx7="http://schemas.microsoft.com/office/drawing/2016/5/13/chartex" xmlns:cx8="http://schemas.microsoft.com/office/drawing/2016/5/14/chartex" xmlns:mc="http://schemas.openxmlformats.org/markup-compatibility/2006" xmlns:aink="http://schemas.microsoft.com/office/drawing/2016/ink" xmlns:am3d="http://schemas.microsoft.com/office/drawing/2017/model3d" xmlns:o="urn:schemas-microsoft-com:office:office" xmlns:oel="http://schemas.microsoft.com/office/2019/extlst" xmlns:r="http://schemas.openxmlformats.org/officeDocument/2006/relationships" xmlns:m="http://schemas.openxmlformats.org/officeDocument/2006/math" xmlns:v="urn:schemas-microsoft-com:vml" xmlns:wp14="http://schemas.microsoft.com/office/word/2010/wordprocessingDrawing" xmlns:wp="http://schemas.openxmlformats.org/drawingml/2006/wordprocessingDrawing" xmlns:w10="urn:schemas-microsoft-com:office:word" xmlns:w="http://schemas.openxmlformats.org/wordprocessingml/2006/main" xmlns:w14="http://schemas.microsoft.com/office/word/2010/wordml" xmlns:w15="http://schemas.microsoft.com/office/word/2012/wordml" xmlns:w16cex="http://schemas.microsoft.com/office/word/2018/wordml/cex" xmlns:w16cid="http://schemas.microsoft.com/office/word/2016/wordml/cid" xmlns:w16="http://schemas.microsoft.com/office/word/2018/wordml" xmlns:w16sdtdh="http://schemas.microsoft.com/office/word/2020/wordml/sdtdatahash" xmlns:w16se="http://schemas.microsoft.com/office/word/2015/wordml/symex" xmlns:wpg="http://schemas.microsoft.com/office/word/2010/wordprocessingGroup" xmlns:wpi="http://schemas.microsoft.com/office/word/2010/wordprocessingInk" xmlns:wne="http://schemas.microsoft.com/office/word/2006/wordml" xmlns:wps="http://schemas.microsoft.com/office/word/2010/wordprocessingShape" mc:Ignorable="w14 w15 w16se w16cid w16 w16cex w16sdtdh wp14">
+<w:ftr xmlns:wpc="http://schemas.microsoft.com/office/word/2010/wordprocessingCanvas" xmlns:cx="http://schemas.microsoft.com/office/drawing/2014/chartex" xmlns:cx1="http://schemas.microsoft.com/office/drawing/2015/9/8/chartex" xmlns:cx2="http://schemas.microsoft.com/office/drawing/2015/10/21/chartex" xmlns:cx3="http://schemas.microsoft.com/office/drawing/2016/5/9/chartex" xmlns:cx4="http://schemas.microsoft.com/office/drawing/2016/5/10/chartex" xmlns:cx5="http://schemas.microsoft.com/office/drawing/2016/5/11/chartex" xmlns:cx6="http://schemas.microsoft.com/office/drawing/2016/5/12/chartex" xmlns:cx7="http://schemas.microsoft.com/office/drawing/2016/5/13/chartex" xmlns:cx8="http://schemas.microsoft.com/office/drawing/2016/5/14/chartex" xmlns:mc="http://schemas.openxmlformats.org/markup-compatibility/2006" xmlns:aink="http://schemas.microsoft.com/office/drawing/2016/ink" xmlns:am3d="http://schemas.microsoft.com/office/drawing/2017/model3d" xmlns:o="urn:schemas-microsoft-com:office:office" xmlns:oel="http://schemas.microsoft.com/office/2019/extlst" xmlns:r="http://schemas.openxmlformats.org/officeDocument/2006/relationships" xmlns:m="http://schemas.openxmlformats.org/officeDocument/2006/math" xmlns:v="urn:schemas-microsoft-com:vml" xmlns:wp14="http://schemas.microsoft.com/office/word/2010/wordprocessingDrawing" xmlns:wp="http://schemas.openxmlformats.org/drawingml/2006/wordprocessingDrawing" xmlns:w10="urn:schemas-microsoft-com:office:word" xmlns:w="http://schemas.openxmlformats.org/wordprocessingml/2006/main" xmlns:w14="http://schemas.microsoft.com/office/word/2010/wordml" xmlns:w15="http://schemas.microsoft.com/office/word/2012/wordml" xmlns:w16cex="http://schemas.microsoft.com/office/word/2018/wordml/cex" xmlns:w16cid="http://schemas.microsoft.com/office/word/2016/wordml/cid" xmlns:w16="http://schemas.microsoft.com/office/word/2018/wordml" xmlns:w16du="http://schemas.microsoft.com/office/word/2023/wordml/word16du" xmlns:w16sdtdh="http://schemas.microsoft.com/office/word/2020/wordml/sdtdatahash" xmlns:w16se="http://schemas.microsoft.com/office/word/2015/wordml/symex" xmlns:wpg="http://schemas.microsoft.com/office/word/2010/wordprocessingGroup" xmlns:wpi="http://schemas.microsoft.com/office/word/2010/wordprocessingInk" xmlns:wne="http://schemas.microsoft.com/office/word/2006/wordml" xmlns:wps="http://schemas.microsoft.com/office/word/2010/wordprocessingShape" mc:Ignorable="w14 w15 w16se w16cid w16 w16cex w16sdtdh w16du wp14">
   <w:p>
     <w:pPr>
       <w:pStyle w:val="Footer"/>
@@ -5632,7 +5653,7 @@
 </file>
 
 <file path=word/footnotes.xml><?xml version="1.0" encoding="utf-8"?>
-<w:footnotes xmlns:wpc="http://schemas.microsoft.com/office/word/2010/wordprocessingCanvas" xmlns:cx="http://schemas.microsoft.com/office/drawing/2014/chartex" xmlns:cx1="http://schemas.microsoft.com/office/drawing/2015/9/8/chartex" xmlns:cx2="http://schemas.microsoft.com/office/drawing/2015/10/21/chartex" xmlns:cx3="http://schemas.microsoft.com/office/drawing/2016/5/9/chartex" xmlns:cx4="http://schemas.microsoft.com/office/drawing/2016/5/10/chartex" xmlns:cx5="http://schemas.microsoft.com/office/drawing/2016/5/11/chartex" xmlns:cx6="http://schemas.microsoft.com/office/drawing/2016/5/12/chartex" xmlns:cx7="http://schemas.microsoft.com/office/drawing/2016/5/13/chartex" xmlns:cx8="http://schemas.microsoft.com/office/drawing/2016/5/14/chartex" xmlns:mc="http://schemas.openxmlformats.org/markup-compatibility/2006" xmlns:aink="http://schemas.microsoft.com/office/drawing/2016/ink" xmlns:am3d="http://schemas.microsoft.com/office/drawing/2017/model3d" xmlns:o="urn:schemas-microsoft-com:office:office" xmlns:oel="http://schemas.microsoft.com/office/2019/extlst" xmlns:r="http://schemas.openxmlformats.org/officeDocument/2006/relationships" xmlns:m="http://schemas.openxmlformats.org/officeDocument/2006/math" xmlns:v="urn:schemas-microsoft-com:vml" xmlns:wp14="http://schemas.microsoft.com/office/word/2010/wordprocessingDrawing" xmlns:wp="http://schemas.openxmlformats.org/drawingml/2006/wordprocessingDrawing" xmlns:w10="urn:schemas-microsoft-com:office:word" xmlns:w="http://schemas.openxmlformats.org/wordprocessingml/2006/main" xmlns:w14="http://schemas.microsoft.com/office/word/2010/wordml" xmlns:w15="http://schemas.microsoft.com/office/word/2012/wordml" xmlns:w16cex="http://schemas.microsoft.com/office/word/2018/wordml/cex" xmlns:w16cid="http://schemas.microsoft.com/office/word/2016/wordml/cid" xmlns:w16="http://schemas.microsoft.com/office/word/2018/wordml" xmlns:w16sdtdh="http://schemas.microsoft.com/office/word/2020/wordml/sdtdatahash" xmlns:w16se="http://schemas.microsoft.com/office/word/2015/wordml/symex" xmlns:wpg="http://schemas.microsoft.com/office/word/2010/wordprocessingGroup" xmlns:wpi="http://schemas.microsoft.com/office/word/2010/wordprocessingInk" xmlns:wne="http://schemas.microsoft.com/office/word/2006/wordml" xmlns:wps="http://schemas.microsoft.com/office/word/2010/wordprocessingShape" mc:Ignorable="w14 w15 w16se w16cid w16 w16cex w16sdtdh wp14">
+<w:footnotes xmlns:wpc="http://schemas.microsoft.com/office/word/2010/wordprocessingCanvas" xmlns:cx="http://schemas.microsoft.com/office/drawing/2014/chartex" xmlns:cx1="http://schemas.microsoft.com/office/drawing/2015/9/8/chartex" xmlns:cx2="http://schemas.microsoft.com/office/drawing/2015/10/21/chartex" xmlns:cx3="http://schemas.microsoft.com/office/drawing/2016/5/9/chartex" xmlns:cx4="http://schemas.microsoft.com/office/drawing/2016/5/10/chartex" xmlns:cx5="http://schemas.microsoft.com/office/drawing/2016/5/11/chartex" xmlns:cx6="http://schemas.microsoft.com/office/drawing/2016/5/12/chartex" xmlns:cx7="http://schemas.microsoft.com/office/drawing/2016/5/13/chartex" xmlns:cx8="http://schemas.microsoft.com/office/drawing/2016/5/14/chartex" xmlns:mc="http://schemas.openxmlformats.org/markup-compatibility/2006" xmlns:aink="http://schemas.microsoft.com/office/drawing/2016/ink" xmlns:am3d="http://schemas.microsoft.com/office/drawing/2017/model3d" xmlns:o="urn:schemas-microsoft-com:office:office" xmlns:oel="http://schemas.microsoft.com/office/2019/extlst" xmlns:r="http://schemas.openxmlformats.org/officeDocument/2006/relationships" xmlns:m="http://schemas.openxmlformats.org/officeDocument/2006/math" xmlns:v="urn:schemas-microsoft-com:vml" xmlns:wp14="http://schemas.microsoft.com/office/word/2010/wordprocessingDrawing" xmlns:wp="http://schemas.openxmlformats.org/drawingml/2006/wordprocessingDrawing" xmlns:w10="urn:schemas-microsoft-com:office:word" xmlns:w="http://schemas.openxmlformats.org/wordprocessingml/2006/main" xmlns:w14="http://schemas.microsoft.com/office/word/2010/wordml" xmlns:w15="http://schemas.microsoft.com/office/word/2012/wordml" xmlns:w16cex="http://schemas.microsoft.com/office/word/2018/wordml/cex" xmlns:w16cid="http://schemas.microsoft.com/office/word/2016/wordml/cid" xmlns:w16="http://schemas.microsoft.com/office/word/2018/wordml" xmlns:w16du="http://schemas.microsoft.com/office/word/2023/wordml/word16du" xmlns:w16sdtdh="http://schemas.microsoft.com/office/word/2020/wordml/sdtdatahash" xmlns:w16se="http://schemas.microsoft.com/office/word/2015/wordml/symex" xmlns:wpg="http://schemas.microsoft.com/office/word/2010/wordprocessingGroup" xmlns:wpi="http://schemas.microsoft.com/office/word/2010/wordprocessingInk" xmlns:wne="http://schemas.microsoft.com/office/word/2006/wordml" xmlns:wps="http://schemas.microsoft.com/office/word/2010/wordprocessingShape" mc:Ignorable="w14 w15 w16se w16cid w16 w16cex w16sdtdh w16du wp14">
   <w:footnote w:type="separator" w:id="-1">
     <w:p>
       <w:pPr>
@@ -5657,7 +5678,7 @@
 </file>
 
 <file path=word/header1.xml><?xml version="1.0" encoding="utf-8"?>
-<w:hdr xmlns:wpc="http://schemas.microsoft.com/office/word/2010/wordprocessingCanvas" xmlns:cx="http://schemas.microsoft.com/office/drawing/2014/chartex" xmlns:cx1="http://schemas.microsoft.com/office/drawing/2015/9/8/chartex" xmlns:cx2="http://schemas.microsoft.com/office/drawing/2015/10/21/chartex" xmlns:cx3="http://schemas.microsoft.com/office/drawing/2016/5/9/chartex" xmlns:cx4="http://schemas.microsoft.com/office/drawing/2016/5/10/chartex" xmlns:cx5="http://schemas.microsoft.com/office/drawing/2016/5/11/chartex" xmlns:cx6="http://schemas.microsoft.com/office/drawing/2016/5/12/chartex" xmlns:cx7="http://schemas.microsoft.com/office/drawing/2016/5/13/chartex" xmlns:cx8="http://schemas.microsoft.com/office/drawing/2016/5/14/chartex" xmlns:mc="http://schemas.openxmlformats.org/markup-compatibility/2006" xmlns:aink="http://schemas.microsoft.com/office/drawing/2016/ink" xmlns:am3d="http://schemas.microsoft.com/office/drawing/2017/model3d" xmlns:o="urn:schemas-microsoft-com:office:office" xmlns:oel="http://schemas.microsoft.com/office/2019/extlst" xmlns:r="http://schemas.openxmlformats.org/officeDocument/2006/relationships" xmlns:m="http://schemas.openxmlformats.org/officeDocument/2006/math" xmlns:v="urn:schemas-microsoft-com:vml" xmlns:wp14="http://schemas.microsoft.com/office/word/2010/wordprocessingDrawing" xmlns:wp="http://schemas.openxmlformats.org/drawingml/2006/wordprocessingDrawing" xmlns:w10="urn:schemas-microsoft-com:office:word" xmlns:w="http://schemas.openxmlformats.org/wordprocessingml/2006/main" xmlns:w14="http://schemas.microsoft.com/office/word/2010/wordml" xmlns:w15="http://schemas.microsoft.com/office/word/2012/wordml" xmlns:w16cex="http://schemas.microsoft.com/office/word/2018/wordml/cex" xmlns:w16cid="http://schemas.microsoft.com/office/word/2016/wordml/cid" xmlns:w16="http://schemas.microsoft.com/office/word/2018/wordml" xmlns:w16sdtdh="http://schemas.microsoft.com/office/word/2020/wordml/sdtdatahash" xmlns:w16se="http://schemas.microsoft.com/office/word/2015/wordml/symex" xmlns:wpg="http://schemas.microsoft.com/office/word/2010/wordprocessingGroup" xmlns:wpi="http://schemas.microsoft.com/office/word/2010/wordprocessingInk" xmlns:wne="http://schemas.microsoft.com/office/word/2006/wordml" xmlns:wps="http://schemas.microsoft.com/office/word/2010/wordprocessingShape" mc:Ignorable="w14 w15 w16se w16cid w16 w16cex w16sdtdh wp14">
+<w:hdr xmlns:wpc="http://schemas.microsoft.com/office/word/2010/wordprocessingCanvas" xmlns:cx="http://schemas.microsoft.com/office/drawing/2014/chartex" xmlns:cx1="http://schemas.microsoft.com/office/drawing/2015/9/8/chartex" xmlns:cx2="http://schemas.microsoft.com/office/drawing/2015/10/21/chartex" xmlns:cx3="http://schemas.microsoft.com/office/drawing/2016/5/9/chartex" xmlns:cx4="http://schemas.microsoft.com/office/drawing/2016/5/10/chartex" xmlns:cx5="http://schemas.microsoft.com/office/drawing/2016/5/11/chartex" xmlns:cx6="http://schemas.microsoft.com/office/drawing/2016/5/12/chartex" xmlns:cx7="http://schemas.microsoft.com/office/drawing/2016/5/13/chartex" xmlns:cx8="http://schemas.microsoft.com/office/drawing/2016/5/14/chartex" xmlns:mc="http://schemas.openxmlformats.org/markup-compatibility/2006" xmlns:aink="http://schemas.microsoft.com/office/drawing/2016/ink" xmlns:am3d="http://schemas.microsoft.com/office/drawing/2017/model3d" xmlns:o="urn:schemas-microsoft-com:office:office" xmlns:oel="http://schemas.microsoft.com/office/2019/extlst" xmlns:r="http://schemas.openxmlformats.org/officeDocument/2006/relationships" xmlns:m="http://schemas.openxmlformats.org/officeDocument/2006/math" xmlns:v="urn:schemas-microsoft-com:vml" xmlns:wp14="http://schemas.microsoft.com/office/word/2010/wordprocessingDrawing" xmlns:wp="http://schemas.openxmlformats.org/drawingml/2006/wordprocessingDrawing" xmlns:w10="urn:schemas-microsoft-com:office:word" xmlns:w="http://schemas.openxmlformats.org/wordprocessingml/2006/main" xmlns:w14="http://schemas.microsoft.com/office/word/2010/wordml" xmlns:w15="http://schemas.microsoft.com/office/word/2012/wordml" xmlns:w16cex="http://schemas.microsoft.com/office/word/2018/wordml/cex" xmlns:w16cid="http://schemas.microsoft.com/office/word/2016/wordml/cid" xmlns:w16="http://schemas.microsoft.com/office/word/2018/wordml" xmlns:w16du="http://schemas.microsoft.com/office/word/2023/wordml/word16du" xmlns:w16sdtdh="http://schemas.microsoft.com/office/word/2020/wordml/sdtdatahash" xmlns:w16se="http://schemas.microsoft.com/office/word/2015/wordml/symex" xmlns:wpg="http://schemas.microsoft.com/office/word/2010/wordprocessingGroup" xmlns:wpi="http://schemas.microsoft.com/office/word/2010/wordprocessingInk" xmlns:wne="http://schemas.microsoft.com/office/word/2006/wordml" xmlns:wps="http://schemas.microsoft.com/office/word/2010/wordprocessingShape" mc:Ignorable="w14 w15 w16se w16cid w16 w16cex w16sdtdh w16du wp14">
   <w:p>
     <w:pPr>
       <w:pStyle w:val="Header"/>
@@ -5667,7 +5688,7 @@
 </file>
 
 <file path=word/numbering.xml><?xml version="1.0" encoding="utf-8"?>
-<w:numbering xmlns:wpc="http://schemas.microsoft.com/office/word/2010/wordprocessingCanvas" xmlns:cx="http://schemas.microsoft.com/office/drawing/2014/chartex" xmlns:cx1="http://schemas.microsoft.com/office/drawing/2015/9/8/chartex" xmlns:cx2="http://schemas.microsoft.com/office/drawing/2015/10/21/chartex" xmlns:cx3="http://schemas.microsoft.com/office/drawing/2016/5/9/chartex" xmlns:cx4="http://schemas.microsoft.com/office/drawing/2016/5/10/chartex" xmlns:cx5="http://schemas.microsoft.com/office/drawing/2016/5/11/chartex" xmlns:cx6="http://schemas.microsoft.com/office/drawing/2016/5/12/chartex" xmlns:cx7="http://schemas.microsoft.com/office/drawing/2016/5/13/chartex" xmlns:cx8="http://schemas.microsoft.com/office/drawing/2016/5/14/chartex" xmlns:mc="http://schemas.openxmlformats.org/markup-compatibility/2006" xmlns:aink="http://schemas.microsoft.com/office/drawing/2016/ink" xmlns:am3d="http://schemas.microsoft.com/office/drawing/2017/model3d" xmlns:o="urn:schemas-microsoft-com:office:office" xmlns:oel="http://schemas.microsoft.com/office/2019/extlst" xmlns:r="http://schemas.openxmlformats.org/officeDocument/2006/relationships" xmlns:m="http://schemas.openxmlformats.org/officeDocument/2006/math" xmlns:v="urn:schemas-microsoft-com:vml" xmlns:wp14="http://schemas.microsoft.com/office/word/2010/wordprocessingDrawing" xmlns:wp="http://schemas.openxmlformats.org/drawingml/2006/wordprocessingDrawing" xmlns:w10="urn:schemas-microsoft-com:office:word" xmlns:w="http://schemas.openxmlformats.org/wordprocessingml/2006/main" xmlns:w14="http://schemas.microsoft.com/office/word/2010/wordml" xmlns:w15="http://schemas.microsoft.com/office/word/2012/wordml" xmlns:w16cex="http://schemas.microsoft.com/office/word/2018/wordml/cex" xmlns:w16cid="http://schemas.microsoft.com/office/word/2016/wordml/cid" xmlns:w16="http://schemas.microsoft.com/office/word/2018/wordml" xmlns:w16sdtdh="http://schemas.microsoft.com/office/word/2020/wordml/sdtdatahash" xmlns:w16se="http://schemas.microsoft.com/office/word/2015/wordml/symex" xmlns:wpg="http://schemas.microsoft.com/office/word/2010/wordprocessingGroup" xmlns:wpi="http://schemas.microsoft.com/office/word/2010/wordprocessingInk" xmlns:wne="http://schemas.microsoft.com/office/word/2006/wordml" xmlns:wps="http://schemas.microsoft.com/office/word/2010/wordprocessingShape" mc:Ignorable="w14 w15 w16se w16cid w16 w16cex w16sdtdh wp14">
+<w:numbering xmlns:wpc="http://schemas.microsoft.com/office/word/2010/wordprocessingCanvas" xmlns:cx="http://schemas.microsoft.com/office/drawing/2014/chartex" xmlns:cx1="http://schemas.microsoft.com/office/drawing/2015/9/8/chartex" xmlns:cx2="http://schemas.microsoft.com/office/drawing/2015/10/21/chartex" xmlns:cx3="http://schemas.microsoft.com/office/drawing/2016/5/9/chartex" xmlns:cx4="http://schemas.microsoft.com/office/drawing/2016/5/10/chartex" xmlns:cx5="http://schemas.microsoft.com/office/drawing/2016/5/11/chartex" xmlns:cx6="http://schemas.microsoft.com/office/drawing/2016/5/12/chartex" xmlns:cx7="http://schemas.microsoft.com/office/drawing/2016/5/13/chartex" xmlns:cx8="http://schemas.microsoft.com/office/drawing/2016/5/14/chartex" xmlns:mc="http://schemas.openxmlformats.org/markup-compatibility/2006" xmlns:aink="http://schemas.microsoft.com/office/drawing/2016/ink" xmlns:am3d="http://schemas.microsoft.com/office/drawing/2017/model3d" xmlns:o="urn:schemas-microsoft-com:office:office" xmlns:oel="http://schemas.microsoft.com/office/2019/extlst" xmlns:r="http://schemas.openxmlformats.org/officeDocument/2006/relationships" xmlns:m="http://schemas.openxmlformats.org/officeDocument/2006/math" xmlns:v="urn:schemas-microsoft-com:vml" xmlns:wp14="http://schemas.microsoft.com/office/word/2010/wordprocessingDrawing" xmlns:wp="http://schemas.openxmlformats.org/drawingml/2006/wordprocessingDrawing" xmlns:w10="urn:schemas-microsoft-com:office:word" xmlns:w="http://schemas.openxmlformats.org/wordprocessingml/2006/main" xmlns:w14="http://schemas.microsoft.com/office/word/2010/wordml" xmlns:w15="http://schemas.microsoft.com/office/word/2012/wordml" xmlns:w16cex="http://schemas.microsoft.com/office/word/2018/wordml/cex" xmlns:w16cid="http://schemas.microsoft.com/office/word/2016/wordml/cid" xmlns:w16="http://schemas.microsoft.com/office/word/2018/wordml" xmlns:w16du="http://schemas.microsoft.com/office/word/2023/wordml/word16du" xmlns:w16sdtdh="http://schemas.microsoft.com/office/word/2020/wordml/sdtdatahash" xmlns:w16se="http://schemas.microsoft.com/office/word/2015/wordml/symex" xmlns:wpg="http://schemas.microsoft.com/office/word/2010/wordprocessingGroup" xmlns:wpi="http://schemas.microsoft.com/office/word/2010/wordprocessingInk" xmlns:wne="http://schemas.microsoft.com/office/word/2006/wordml" xmlns:wps="http://schemas.microsoft.com/office/word/2010/wordprocessingShape" mc:Ignorable="w14 w15 w16se w16cid w16 w16cex w16sdtdh w16du wp14">
   <w:abstractNum w:abstractNumId="0" w15:restartNumberingAfterBreak="0">
     <w:nsid w:val="21A746F0"/>
     <w:multiLevelType w:val="hybridMultilevel"/>
@@ -6639,7 +6660,7 @@
 </file>
 
 <file path=word/styles.xml><?xml version="1.0" encoding="utf-8"?>
-<w:styles xmlns:mc="http://schemas.openxmlformats.org/markup-compatibility/2006" xmlns:r="http://schemas.openxmlformats.org/officeDocument/2006/relationships" xmlns:w="http://schemas.openxmlformats.org/wordprocessingml/2006/main" xmlns:w14="http://schemas.microsoft.com/office/word/2010/wordml" xmlns:w15="http://schemas.microsoft.com/office/word/2012/wordml" xmlns:w16cex="http://schemas.microsoft.com/office/word/2018/wordml/cex" xmlns:w16cid="http://schemas.microsoft.com/office/word/2016/wordml/cid" xmlns:w16="http://schemas.microsoft.com/office/word/2018/wordml" xmlns:w16sdtdh="http://schemas.microsoft.com/office/word/2020/wordml/sdtdatahash" xmlns:w16se="http://schemas.microsoft.com/office/word/2015/wordml/symex" mc:Ignorable="w14 w15 w16se w16cid w16 w16cex w16sdtdh">
+<w:styles xmlns:mc="http://schemas.openxmlformats.org/markup-compatibility/2006" xmlns:r="http://schemas.openxmlformats.org/officeDocument/2006/relationships" xmlns:w="http://schemas.openxmlformats.org/wordprocessingml/2006/main" xmlns:w14="http://schemas.microsoft.com/office/word/2010/wordml" xmlns:w15="http://schemas.microsoft.com/office/word/2012/wordml" xmlns:w16cex="http://schemas.microsoft.com/office/word/2018/wordml/cex" xmlns:w16cid="http://schemas.microsoft.com/office/word/2016/wordml/cid" xmlns:w16="http://schemas.microsoft.com/office/word/2018/wordml" xmlns:w16du="http://schemas.microsoft.com/office/word/2023/wordml/word16du" xmlns:w16sdtdh="http://schemas.microsoft.com/office/word/2020/wordml/sdtdatahash" xmlns:w16se="http://schemas.microsoft.com/office/word/2015/wordml/symex" mc:Ignorable="w14 w15 w16se w16cid w16 w16cex w16sdtdh w16du">
   <w:docDefaults>
     <w:rPrDefault>
       <w:rPr>

--- a/ExomeQcPipeline_Template_WGS_interim.docx
+++ b/ExomeQcPipeline_Template_WGS_interim.docx
@@ -3727,53 +3727,72 @@
           <w:sz w:val="24"/>
           <w:szCs w:val="24"/>
         </w:rPr>
-        <w:t>ncestry estimation for all subjects: top 2 plots showing reference only, bottom 2 plots showing study subjects, black pro</w:t>
-      </w:r>
-      <w:r>
-        <w:rPr>
-          <w:rFonts w:ascii="Cambria" w:hAnsi="Cambria"/>
-          <w:b/>
-          <w:sz w:val="24"/>
-          <w:szCs w:val="24"/>
-        </w:rPr>
-        <w:t>jec</w:t>
-      </w:r>
-      <w:r>
-        <w:rPr>
-          <w:rFonts w:ascii="Cambria" w:hAnsi="Cambria"/>
-          <w:b/>
-          <w:sz w:val="24"/>
-          <w:szCs w:val="24"/>
-        </w:rPr>
-        <w:t xml:space="preserve">ted to reference samples, grey.  </w:t>
-      </w:r>
-    </w:p>
-    <w:p>
-      <w:pPr>
-        <w:rPr>
-          <w:rFonts w:ascii="Cambria" w:hAnsi="Cambria"/>
-          <w:b/>
-          <w:sz w:val="24"/>
-          <w:szCs w:val="24"/>
-        </w:rPr>
-      </w:pPr>
-    </w:p>
-    <w:p>
-      <w:pPr>
-        <w:rPr>
-          <w:rFonts w:ascii="Cambria" w:hAnsi="Cambria"/>
-          <w:b/>
-          <w:sz w:val="24"/>
-          <w:szCs w:val="24"/>
-        </w:rPr>
-      </w:pPr>
-      <w:r>
-        <w:rPr>
-          <w:rFonts w:ascii="Cambria" w:hAnsi="Cambria"/>
-          <w:b/>
-          <w:sz w:val="24"/>
-          <w:szCs w:val="24"/>
-        </w:rPr>
+        <w:t>ncestry estimation for all subjects: top</w:t>
+      </w:r>
+      <w:r>
+        <w:rPr>
+          <w:rFonts w:ascii="Cambria" w:hAnsi="Cambria"/>
+          <w:b/>
+          <w:sz w:val="24"/>
+          <w:szCs w:val="24"/>
+        </w:rPr>
+        <w:t xml:space="preserve"> pc3 vs pc4 </w:t>
+      </w:r>
+      <w:r>
+        <w:rPr>
+          <w:rFonts w:ascii="Cambria" w:hAnsi="Cambria"/>
+          <w:b/>
+          <w:sz w:val="24"/>
+          <w:szCs w:val="24"/>
+        </w:rPr>
+        <w:t xml:space="preserve">bottom </w:t>
+      </w:r>
+      <w:r>
+        <w:rPr>
+          <w:rFonts w:ascii="Cambria" w:hAnsi="Cambria"/>
+          <w:b/>
+          <w:sz w:val="24"/>
+          <w:szCs w:val="24"/>
+        </w:rPr>
+        <w:t>pc1 vs pc2</w:t>
+      </w:r>
+      <w:r>
+        <w:rPr>
+          <w:rFonts w:ascii="Cambria" w:hAnsi="Cambria"/>
+          <w:b/>
+          <w:sz w:val="24"/>
+          <w:szCs w:val="24"/>
+        </w:rPr>
+        <w:t xml:space="preserve">.  </w:t>
+      </w:r>
+    </w:p>
+    <w:p>
+      <w:pPr>
+        <w:rPr>
+          <w:rFonts w:ascii="Cambria" w:hAnsi="Cambria"/>
+          <w:b/>
+          <w:sz w:val="24"/>
+          <w:szCs w:val="24"/>
+        </w:rPr>
+      </w:pPr>
+    </w:p>
+    <w:p>
+      <w:pPr>
+        <w:rPr>
+          <w:rFonts w:ascii="Cambria" w:hAnsi="Cambria"/>
+          <w:b/>
+          <w:sz w:val="24"/>
+          <w:szCs w:val="24"/>
+        </w:rPr>
+      </w:pPr>
+      <w:r>
+        <w:rPr>
+          <w:rFonts w:ascii="Cambria" w:hAnsi="Cambria"/>
+          <w:b/>
+          <w:sz w:val="24"/>
+          <w:szCs w:val="24"/>
+        </w:rPr>
+        <w:lastRenderedPageBreak/>
         <w:t xml:space="preserve">For visualization of each disease group or controls, please refer to build directory: </w:t>
       </w:r>
     </w:p>
@@ -4229,7 +4248,6 @@
           <w:sz w:val="24"/>
           <w:szCs w:val="24"/>
         </w:rPr>
-        <w:lastRenderedPageBreak/>
         <w:t xml:space="preserve">Figure 10b. Ensemble filtered variant </w:t>
       </w:r>
       <w:proofErr w:type="spellStart"/>
@@ -4767,45 +4785,45 @@
           <w:sz w:val="24"/>
           <w:szCs w:val="24"/>
         </w:rPr>
+        <w:t>The pairwise kinship coefficient score for all pairs of samples in the build can be found at:</w:t>
+      </w:r>
+    </w:p>
+    <w:p>
+      <w:pPr>
+        <w:rPr>
+          <w:rFonts w:ascii="Cambria" w:hAnsi="Cambria"/>
+          <w:b/>
+          <w:sz w:val="24"/>
+          <w:szCs w:val="24"/>
+        </w:rPr>
+      </w:pPr>
+      <w:r>
+        <w:rPr>
+          <w:rFonts w:ascii="Cambria" w:hAnsi="Cambria"/>
+          <w:b/>
+          <w:sz w:val="24"/>
+          <w:szCs w:val="24"/>
+        </w:rPr>
+        <w:t>RELATEDNESS_REPORT</w:t>
+      </w:r>
+    </w:p>
+    <w:p>
+      <w:pPr>
+        <w:rPr>
+          <w:rFonts w:ascii="Cambria" w:hAnsi="Cambria"/>
+          <w:b/>
+          <w:sz w:val="24"/>
+          <w:szCs w:val="24"/>
+        </w:rPr>
+      </w:pPr>
+      <w:r>
+        <w:rPr>
+          <w:rFonts w:ascii="Cambria" w:hAnsi="Cambria"/>
+          <w:b/>
+          <w:sz w:val="24"/>
+          <w:szCs w:val="24"/>
+        </w:rPr>
         <w:lastRenderedPageBreak/>
-        <w:t>The pairwise kinship coefficient score for all pairs of samples in the build can be found at:</w:t>
-      </w:r>
-    </w:p>
-    <w:p>
-      <w:pPr>
-        <w:rPr>
-          <w:rFonts w:ascii="Cambria" w:hAnsi="Cambria"/>
-          <w:b/>
-          <w:sz w:val="24"/>
-          <w:szCs w:val="24"/>
-        </w:rPr>
-      </w:pPr>
-      <w:r>
-        <w:rPr>
-          <w:rFonts w:ascii="Cambria" w:hAnsi="Cambria"/>
-          <w:b/>
-          <w:sz w:val="24"/>
-          <w:szCs w:val="24"/>
-        </w:rPr>
-        <w:t>RELATEDNESS_REPORT</w:t>
-      </w:r>
-    </w:p>
-    <w:p>
-      <w:pPr>
-        <w:rPr>
-          <w:rFonts w:ascii="Cambria" w:hAnsi="Cambria"/>
-          <w:b/>
-          <w:sz w:val="24"/>
-          <w:szCs w:val="24"/>
-        </w:rPr>
-      </w:pPr>
-      <w:r>
-        <w:rPr>
-          <w:rFonts w:ascii="Cambria" w:hAnsi="Cambria"/>
-          <w:b/>
-          <w:sz w:val="24"/>
-          <w:szCs w:val="24"/>
-        </w:rPr>
         <w:t>Figure 1</w:t>
       </w:r>
       <w:r>

--- a/ExomeQcPipeline_Template_WGS_interim.docx
+++ b/ExomeQcPipeline_Template_WGS_interim.docx
@@ -3727,54 +3727,491 @@
           <w:sz w:val="24"/>
           <w:szCs w:val="24"/>
         </w:rPr>
-        <w:t>ncestry estimation for all subjects: top</w:t>
-      </w:r>
-      <w:r>
-        <w:rPr>
-          <w:rFonts w:ascii="Cambria" w:hAnsi="Cambria"/>
-          <w:b/>
-          <w:sz w:val="24"/>
-          <w:szCs w:val="24"/>
-        </w:rPr>
-        <w:t xml:space="preserve"> pc3 vs pc4 </w:t>
-      </w:r>
-      <w:r>
-        <w:rPr>
-          <w:rFonts w:ascii="Cambria" w:hAnsi="Cambria"/>
-          <w:b/>
-          <w:sz w:val="24"/>
-          <w:szCs w:val="24"/>
-        </w:rPr>
-        <w:t xml:space="preserve">bottom </w:t>
-      </w:r>
-      <w:r>
-        <w:rPr>
-          <w:rFonts w:ascii="Cambria" w:hAnsi="Cambria"/>
-          <w:b/>
-          <w:sz w:val="24"/>
-          <w:szCs w:val="24"/>
-        </w:rPr>
-        <w:t>pc1 vs pc2</w:t>
-      </w:r>
-      <w:r>
-        <w:rPr>
-          <w:rFonts w:ascii="Cambria" w:hAnsi="Cambria"/>
-          <w:b/>
-          <w:sz w:val="24"/>
-          <w:szCs w:val="24"/>
-        </w:rPr>
-        <w:t xml:space="preserve">.  </w:t>
-      </w:r>
-    </w:p>
-    <w:p>
-      <w:pPr>
-        <w:rPr>
-          <w:rFonts w:ascii="Cambria" w:hAnsi="Cambria"/>
-          <w:b/>
-          <w:sz w:val="24"/>
-          <w:szCs w:val="24"/>
-        </w:rPr>
-      </w:pPr>
+        <w:t>ncestry estimation for all subjects: top 2 plots showing reference only, bottom 2 plots showing study subjects, black pro</w:t>
+      </w:r>
+      <w:r>
+        <w:rPr>
+          <w:rFonts w:ascii="Cambria" w:hAnsi="Cambria"/>
+          <w:b/>
+          <w:sz w:val="24"/>
+          <w:szCs w:val="24"/>
+        </w:rPr>
+        <w:t>jec</w:t>
+      </w:r>
+      <w:r>
+        <w:rPr>
+          <w:rFonts w:ascii="Cambria" w:hAnsi="Cambria"/>
+          <w:b/>
+          <w:sz w:val="24"/>
+          <w:szCs w:val="24"/>
+        </w:rPr>
+        <w:t xml:space="preserve">ted to reference samples, grey.  </w:t>
+      </w:r>
+    </w:p>
+    <w:p>
+      <w:pPr>
+        <w:rPr>
+          <w:rFonts w:ascii="Cambria" w:hAnsi="Cambria"/>
+          <w:b/>
+          <w:sz w:val="24"/>
+          <w:szCs w:val="24"/>
+        </w:rPr>
+      </w:pPr>
+    </w:p>
+    <w:p>
+      <w:pPr>
+        <w:rPr>
+          <w:rFonts w:ascii="Cambria" w:hAnsi="Cambria"/>
+          <w:b/>
+          <w:sz w:val="24"/>
+          <w:szCs w:val="24"/>
+        </w:rPr>
+      </w:pPr>
+      <w:r>
+        <w:rPr>
+          <w:rFonts w:ascii="Cambria" w:hAnsi="Cambria"/>
+          <w:b/>
+          <w:sz w:val="24"/>
+          <w:szCs w:val="24"/>
+        </w:rPr>
+        <w:t xml:space="preserve">For visualization of each disease group or controls, please refer to build directory: </w:t>
+      </w:r>
+    </w:p>
+    <w:p>
+      <w:pPr>
+        <w:rPr>
+          <w:rFonts w:ascii="Cambria" w:hAnsi="Cambria"/>
+          <w:b/>
+          <w:sz w:val="24"/>
+          <w:szCs w:val="24"/>
+        </w:rPr>
+      </w:pPr>
+      <w:r>
+        <w:rPr>
+          <w:rFonts w:ascii="Cambria" w:hAnsi="Cambria"/>
+          <w:b/>
+          <w:sz w:val="24"/>
+          <w:szCs w:val="24"/>
+        </w:rPr>
+        <w:t xml:space="preserve">LASER_DIR </w:t>
+      </w:r>
+    </w:p>
+    <w:p>
+      <w:pPr>
+        <w:rPr>
+          <w:rFonts w:ascii="Cambria" w:hAnsi="Cambria"/>
+          <w:b/>
+          <w:color w:val="365F91"/>
+          <w:sz w:val="24"/>
+          <w:szCs w:val="24"/>
+        </w:rPr>
+      </w:pPr>
+      <w:r>
+        <w:rPr>
+          <w:rFonts w:ascii="Cambria" w:hAnsi="Cambria"/>
+          <w:b/>
+          <w:color w:val="365F91"/>
+          <w:sz w:val="24"/>
+          <w:szCs w:val="24"/>
+        </w:rPr>
+        <w:t xml:space="preserve"> </w:t>
+      </w:r>
+    </w:p>
+    <w:p>
+      <w:pPr>
+        <w:pStyle w:val="Heading1"/>
+      </w:pPr>
+      <w:bookmarkStart w:id="11" w:name="_Toc77091517"/>
+      <w:r>
+        <w:t>9</w:t>
+      </w:r>
+      <w:r>
+        <w:t xml:space="preserve">. </w:t>
+      </w:r>
+      <w:r>
+        <w:t>POST-CALLING QC CHECK</w:t>
+      </w:r>
+      <w:bookmarkEnd w:id="11"/>
+      <w:r>
+        <w:t xml:space="preserve"> </w:t>
+      </w:r>
+    </w:p>
+    <w:p>
+      <w:pPr>
+        <w:rPr>
+          <w:rFonts w:ascii="Cambria" w:hAnsi="Cambria"/>
+          <w:bCs/>
+          <w:sz w:val="24"/>
+          <w:szCs w:val="24"/>
+        </w:rPr>
+      </w:pPr>
+      <w:r>
+        <w:rPr>
+          <w:rFonts w:ascii="Cambria" w:hAnsi="Cambria"/>
+          <w:bCs/>
+          <w:sz w:val="24"/>
+          <w:szCs w:val="24"/>
+        </w:rPr>
+        <w:t xml:space="preserve">After Ensemble variant calling pipeline, we performed a standard post variant calling qc check on ensemble variants. Items checked included: filtered variant total counts on case and control samples; TI/TV (transition/transversion) ratio on case and control samples; base change counts across different levels of </w:t>
+      </w:r>
+      <w:proofErr w:type="spellStart"/>
+      <w:r>
+        <w:rPr>
+          <w:rFonts w:ascii="Cambria" w:hAnsi="Cambria"/>
+          <w:bCs/>
+          <w:sz w:val="24"/>
+          <w:szCs w:val="24"/>
+        </w:rPr>
+        <w:t>phred</w:t>
+      </w:r>
+      <w:proofErr w:type="spellEnd"/>
+      <w:r>
+        <w:rPr>
+          <w:rFonts w:ascii="Cambria" w:hAnsi="Cambria"/>
+          <w:bCs/>
+          <w:sz w:val="24"/>
+          <w:szCs w:val="24"/>
+        </w:rPr>
+        <w:t xml:space="preserve">-scale </w:t>
+      </w:r>
+      <w:r>
+        <w:rPr>
+          <w:rFonts w:ascii="Cambria" w:hAnsi="Cambria"/>
+          <w:bCs/>
+          <w:sz w:val="24"/>
+          <w:szCs w:val="24"/>
+        </w:rPr>
+        <w:t xml:space="preserve">variant calling </w:t>
+      </w:r>
+      <w:r>
+        <w:rPr>
+          <w:rFonts w:ascii="Cambria" w:hAnsi="Cambria"/>
+          <w:bCs/>
+          <w:sz w:val="24"/>
+          <w:szCs w:val="24"/>
+        </w:rPr>
+        <w:t>quality</w:t>
+      </w:r>
+      <w:r>
+        <w:rPr>
+          <w:rFonts w:ascii="Cambria" w:hAnsi="Cambria"/>
+          <w:bCs/>
+          <w:sz w:val="24"/>
+          <w:szCs w:val="24"/>
+        </w:rPr>
+        <w:t xml:space="preserve"> </w:t>
+      </w:r>
+      <w:bookmarkStart w:id="12" w:name="_Hlk133404736"/>
+      <w:r>
+        <w:rPr>
+          <w:rFonts w:ascii="Cambria" w:hAnsi="Cambria"/>
+          <w:bCs/>
+          <w:sz w:val="24"/>
+          <w:szCs w:val="24"/>
+        </w:rPr>
+        <w:t>and missing call rate</w:t>
+      </w:r>
+      <w:r>
+        <w:rPr>
+          <w:rFonts w:ascii="Cambria" w:hAnsi="Cambria"/>
+          <w:bCs/>
+          <w:sz w:val="24"/>
+          <w:szCs w:val="24"/>
+        </w:rPr>
+        <w:t xml:space="preserve"> </w:t>
+      </w:r>
+      <w:bookmarkEnd w:id="12"/>
+      <w:r>
+        <w:rPr>
+          <w:rFonts w:ascii="Cambria" w:hAnsi="Cambria"/>
+          <w:bCs/>
+          <w:sz w:val="24"/>
+          <w:szCs w:val="24"/>
+        </w:rPr>
+        <w:t xml:space="preserve">for each disease group.  Group separated base change plots are available at </w:t>
+      </w:r>
+      <w:hyperlink r:id="rId8" w:history="1"/>
+    </w:p>
+    <w:p>
+      <w:pPr>
+        <w:rPr>
+          <w:rFonts w:ascii="Cambria" w:hAnsi="Cambria"/>
+          <w:b/>
+          <w:sz w:val="24"/>
+          <w:szCs w:val="24"/>
+        </w:rPr>
+      </w:pPr>
+      <w:r>
+        <w:rPr>
+          <w:rFonts w:ascii="Cambria" w:hAnsi="Cambria"/>
+          <w:b/>
+          <w:sz w:val="24"/>
+          <w:szCs w:val="24"/>
+        </w:rPr>
+        <w:t>GROUP_BASECHANGE</w:t>
+      </w:r>
+    </w:p>
+    <w:p>
+      <w:pPr>
+        <w:ind w:left="-4" w:right="1394"/>
+        <w:rPr>
+          <w:rFonts w:ascii="Cambria" w:hAnsi="Cambria"/>
+          <w:b/>
+          <w:sz w:val="24"/>
+          <w:szCs w:val="24"/>
+        </w:rPr>
+      </w:pPr>
+      <w:r>
+        <w:rPr>
+          <w:rFonts w:ascii="Cambria" w:hAnsi="Cambria"/>
+          <w:bCs/>
+          <w:sz w:val="24"/>
+          <w:szCs w:val="24"/>
+        </w:rPr>
+        <w:t>In substitution mutations, transitions are defined as the interchange of the purine-based A↔G or pyrimidine-based C↔T. Transversions are defined as the interchange between two-ring purine nucleobases and one-ring pyrimidine bases. The possible transversions are A↔C, A↔T, C↔G, G↔T</w:t>
+      </w:r>
+      <w:r>
+        <w:rPr>
+          <w:color w:val="000000" w:themeColor="text1"/>
+        </w:rPr>
+        <w:t xml:space="preserve">. </w:t>
+      </w:r>
+      <w:bookmarkStart w:id="13" w:name="_Hlk46390141"/>
+      <w:r>
+        <w:rPr>
+          <w:color w:val="000000" w:themeColor="text1"/>
+        </w:rPr>
+        <w:fldChar w:fldCharType="begin"/>
+      </w:r>
+      <w:r>
+        <w:rPr>
+          <w:color w:val="000000" w:themeColor="text1"/>
+        </w:rPr>
+        <w:instrText xml:space="preserve"> ADDIN EN.CITE &lt;EndNote&gt;&lt;Cite&gt;&lt;Author&gt;Wang&lt;/Author&gt;&lt;Year&gt;2015&lt;/Year&gt;&lt;RecNum&gt;7&lt;/RecNum&gt;&lt;DisplayText&gt;&lt;style face="superscript"&gt;7&lt;/style&gt;&lt;/DisplayText&gt;&lt;record&gt;&lt;rec-number&gt;7&lt;/rec-number&gt;&lt;foreign-keys&gt;&lt;key app="EN" db-id="w5f0rv092r5tz6e005vps0ddadxvpr0dzvtt" timestamp="1586811770"&gt;7&lt;/key&gt;&lt;/foreign-keys&gt;&lt;ref-type name="Journal Article"&gt;17&lt;/ref-type&gt;&lt;contributors&gt;&lt;authors&gt;&lt;author&gt;Wang, J.&lt;/author&gt;&lt;author&gt;Raskin, L.&lt;/author&gt;&lt;author&gt;Samuels, D. C.&lt;/author&gt;&lt;author&gt;Shyr, Y.&lt;/author&gt;&lt;author&gt;Guo, Y.&lt;/author&gt;&lt;/authors&gt;&lt;/contributors&gt;&lt;auth-address&gt;Center for Quantitative Sciences and Department of Medicine and Center for Human Genetics Research, Vanderbilt University, Nashville, TN 37212, USA.&lt;/auth-address&gt;&lt;titles&gt;&lt;title&gt;Genome measures used for quality control are dependent on gene function and ancestry&lt;/title&gt;&lt;secondary-title&gt;Bioinformatics&lt;/secondary-title&gt;&lt;/titles&gt;&lt;periodical&gt;&lt;full-title&gt;Bioinformatics&lt;/full-title&gt;&lt;/periodical&gt;&lt;pages&gt;318-23&lt;/pages&gt;&lt;volume&gt;31&lt;/volume&gt;&lt;number&gt;3&lt;/number&gt;&lt;edition&gt;2014/10/10&lt;/edition&gt;&lt;keywords&gt;&lt;keyword&gt;*Evolution, Molecular&lt;/keyword&gt;&lt;keyword&gt;*Genome, Human&lt;/keyword&gt;&lt;keyword&gt;Genome-Wide Association Study/*methods&lt;/keyword&gt;&lt;keyword&gt;Genotype&lt;/keyword&gt;&lt;keyword&gt;High-Throughput Nucleotide Sequencing/*methods&lt;/keyword&gt;&lt;keyword&gt;Humans&lt;/keyword&gt;&lt;keyword&gt;Phenotype&lt;/keyword&gt;&lt;keyword&gt;Polymorphism, Single Nucleotide/*genetics&lt;/keyword&gt;&lt;keyword&gt;*Quality Control&lt;/keyword&gt;&lt;/keywords&gt;&lt;dates&gt;&lt;year&gt;2015&lt;/year&gt;&lt;pub-dates&gt;&lt;date&gt;Feb 1&lt;/date&gt;&lt;/pub-dates&gt;&lt;/dates&gt;&lt;isbn&gt;1367-4811 (Electronic)&amp;#xD;1367-4803 (Linking)&lt;/isbn&gt;&lt;accession-num&gt;25297068&lt;/accession-num&gt;&lt;urls&gt;&lt;related-urls&gt;&lt;url&gt;https://www.ncbi.nlm.nih.gov/pubmed/25297068&lt;/url&gt;&lt;/related-urls&gt;&lt;/urls&gt;&lt;custom2&gt;PMC4308666&lt;/custom2&gt;&lt;electronic-resource-num&gt;10.1093/bioinformatics/btu668&lt;/electronic-resource-num&gt;&lt;/record&gt;&lt;/Cite&gt;&lt;/EndNote&gt;</w:instrText>
+      </w:r>
+      <w:r>
+        <w:rPr>
+          <w:color w:val="000000" w:themeColor="text1"/>
+        </w:rPr>
+        <w:fldChar w:fldCharType="separate"/>
+      </w:r>
+      <w:r>
+        <w:rPr>
+          <w:noProof/>
+          <w:color w:val="000000" w:themeColor="text1"/>
+          <w:vertAlign w:val="superscript"/>
+        </w:rPr>
+        <w:t>7</w:t>
+      </w:r>
+      <w:r>
+        <w:rPr>
+          <w:color w:val="000000" w:themeColor="text1"/>
+        </w:rPr>
+        <w:fldChar w:fldCharType="end"/>
+      </w:r>
+      <w:bookmarkEnd w:id="13"/>
+      <w:r>
+        <w:rPr>
+          <w:color w:val="000000" w:themeColor="text1"/>
+        </w:rPr>
+        <w:t xml:space="preserve"> </w:t>
+      </w:r>
+      <w:r>
+        <w:rPr>
+          <w:color w:val="000000" w:themeColor="text1"/>
+        </w:rPr>
+        <w:t xml:space="preserve"> </w:t>
+      </w:r>
+      <w:bookmarkStart w:id="14" w:name="_Hlk178097292"/>
+      <w:r>
+        <w:rPr>
+          <w:rFonts w:ascii="Cambria" w:hAnsi="Cambria"/>
+          <w:bCs/>
+          <w:sz w:val="24"/>
+          <w:szCs w:val="24"/>
+        </w:rPr>
+        <w:t>Base change table for all samples are available at</w:t>
+      </w:r>
+      <w:r>
+        <w:rPr>
+          <w:color w:val="000000" w:themeColor="text1"/>
+        </w:rPr>
+        <w:t xml:space="preserve"> </w:t>
+      </w:r>
+      <w:r>
+        <w:rPr>
+          <w:rFonts w:ascii="Cambria" w:hAnsi="Cambria"/>
+          <w:b/>
+          <w:sz w:val="24"/>
+          <w:szCs w:val="24"/>
+        </w:rPr>
+        <w:t xml:space="preserve"> </w:t>
+      </w:r>
+      <w:bookmarkEnd w:id="14"/>
+    </w:p>
+    <w:p>
+      <w:pPr>
+        <w:rPr>
+          <w:rFonts w:ascii="Cambria" w:hAnsi="Cambria"/>
+          <w:b/>
+          <w:sz w:val="24"/>
+          <w:szCs w:val="24"/>
+        </w:rPr>
+      </w:pPr>
+      <w:r>
+        <w:rPr>
+          <w:rFonts w:ascii="Cambria" w:hAnsi="Cambria"/>
+          <w:b/>
+          <w:sz w:val="24"/>
+          <w:szCs w:val="24"/>
+        </w:rPr>
+        <w:t xml:space="preserve">BASECHANGE TABLE </w:t>
+      </w:r>
+      <w:r>
+        <w:rPr>
+          <w:rFonts w:ascii="Cambria" w:hAnsi="Cambria"/>
+          <w:b/>
+          <w:sz w:val="24"/>
+          <w:szCs w:val="24"/>
+        </w:rPr>
+        <w:t xml:space="preserve">  </w:t>
+      </w:r>
+    </w:p>
+    <w:p>
+      <w:pPr>
+        <w:rPr>
+          <w:rFonts w:ascii="Cambria" w:hAnsi="Cambria"/>
+          <w:b/>
+          <w:sz w:val="24"/>
+          <w:szCs w:val="24"/>
+        </w:rPr>
+      </w:pPr>
+    </w:p>
+    <w:p>
+      <w:pPr>
+        <w:rPr>
+          <w:rFonts w:ascii="Cambria" w:hAnsi="Cambria"/>
+          <w:b/>
+          <w:sz w:val="24"/>
+          <w:szCs w:val="24"/>
+        </w:rPr>
+      </w:pPr>
+      <w:r>
+        <w:rPr>
+          <w:rFonts w:ascii="Cambria" w:hAnsi="Cambria"/>
+          <w:b/>
+          <w:sz w:val="24"/>
+          <w:szCs w:val="24"/>
+        </w:rPr>
+        <w:t xml:space="preserve">Figure 10a. Ensemble filtered variant count by sample (samples are sorted alphabetically). Variants are filtered by ensemble majority voting, </w:t>
+      </w:r>
+      <w:proofErr w:type="spellStart"/>
+      <w:r>
+        <w:rPr>
+          <w:rFonts w:ascii="Cambria" w:hAnsi="Cambria"/>
+          <w:b/>
+          <w:sz w:val="24"/>
+          <w:szCs w:val="24"/>
+        </w:rPr>
+        <w:t>capturekit</w:t>
+      </w:r>
+      <w:proofErr w:type="spellEnd"/>
+      <w:r>
+        <w:rPr>
+          <w:rFonts w:ascii="Cambria" w:hAnsi="Cambria"/>
+          <w:b/>
+          <w:sz w:val="24"/>
+          <w:szCs w:val="24"/>
+        </w:rPr>
+        <w:t xml:space="preserve"> intersection region filter. </w:t>
+      </w:r>
+    </w:p>
+    <w:p>
+      <w:pPr>
+        <w:rPr>
+          <w:rFonts w:ascii="Cambria" w:hAnsi="Cambria"/>
+          <w:b/>
+          <w:sz w:val="24"/>
+          <w:szCs w:val="24"/>
+        </w:rPr>
+      </w:pPr>
+    </w:p>
+    <w:p>
+      <w:pPr>
+        <w:rPr>
+          <w:rFonts w:ascii="Cambria" w:hAnsi="Cambria"/>
+          <w:b/>
+          <w:sz w:val="24"/>
+          <w:szCs w:val="24"/>
+        </w:rPr>
+      </w:pPr>
+    </w:p>
+    <w:p>
+      <w:pPr>
+        <w:rPr>
+          <w:rFonts w:ascii="Cambria" w:hAnsi="Cambria"/>
+          <w:b/>
+          <w:sz w:val="24"/>
+          <w:szCs w:val="24"/>
+        </w:rPr>
+      </w:pPr>
+      <w:r>
+        <w:rPr>
+          <w:rFonts w:ascii="Cambria" w:hAnsi="Cambria"/>
+          <w:b/>
+          <w:sz w:val="24"/>
+          <w:szCs w:val="24"/>
+        </w:rPr>
+        <w:t xml:space="preserve">Table </w:t>
+      </w:r>
+      <w:r>
+        <w:rPr>
+          <w:rFonts w:asciiTheme="minorEastAsia" w:eastAsiaTheme="minorEastAsia" w:hAnsiTheme="minorEastAsia" w:hint="eastAsia"/>
+          <w:b/>
+          <w:sz w:val="24"/>
+          <w:szCs w:val="24"/>
+          <w:lang w:eastAsia="zh-CN"/>
+        </w:rPr>
+        <w:t>6</w:t>
+      </w:r>
+      <w:r>
+        <w:rPr>
+          <w:rFonts w:ascii="Cambria" w:hAnsi="Cambria"/>
+          <w:b/>
+          <w:sz w:val="24"/>
+          <w:szCs w:val="24"/>
+        </w:rPr>
+        <w:t xml:space="preserve">a. 10 samples with lowest variant count </w:t>
+      </w:r>
+    </w:p>
+    <w:p>
+      <w:pPr>
+        <w:rPr>
+          <w:rFonts w:ascii="Cambria" w:hAnsi="Cambria"/>
+          <w:b/>
+          <w:sz w:val="24"/>
+          <w:szCs w:val="24"/>
+        </w:rPr>
+      </w:pPr>
+    </w:p>
+    <w:p>
+      <w:pPr>
+        <w:rPr>
+          <w:rFonts w:ascii="Cambria" w:hAnsi="Cambria"/>
+          <w:b/>
+          <w:sz w:val="24"/>
+          <w:szCs w:val="24"/>
+        </w:rPr>
+      </w:pPr>
+      <w:r>
+        <w:rPr>
+          <w:rFonts w:ascii="Cambria" w:hAnsi="Cambria"/>
+          <w:b/>
+          <w:sz w:val="24"/>
+          <w:szCs w:val="24"/>
+        </w:rPr>
+        <w:t xml:space="preserve"> </w:t>
+      </w:r>
     </w:p>
     <w:p>
       <w:pPr>
@@ -3793,461 +4230,6 @@
           <w:szCs w:val="24"/>
         </w:rPr>
         <w:lastRenderedPageBreak/>
-        <w:t xml:space="preserve">For visualization of each disease group or controls, please refer to build directory: </w:t>
-      </w:r>
-    </w:p>
-    <w:p>
-      <w:pPr>
-        <w:rPr>
-          <w:rFonts w:ascii="Cambria" w:hAnsi="Cambria"/>
-          <w:b/>
-          <w:sz w:val="24"/>
-          <w:szCs w:val="24"/>
-        </w:rPr>
-      </w:pPr>
-      <w:r>
-        <w:rPr>
-          <w:rFonts w:ascii="Cambria" w:hAnsi="Cambria"/>
-          <w:b/>
-          <w:sz w:val="24"/>
-          <w:szCs w:val="24"/>
-        </w:rPr>
-        <w:t xml:space="preserve">LASER_DIR </w:t>
-      </w:r>
-    </w:p>
-    <w:p>
-      <w:pPr>
-        <w:rPr>
-          <w:rFonts w:ascii="Cambria" w:hAnsi="Cambria"/>
-          <w:b/>
-          <w:color w:val="365F91"/>
-          <w:sz w:val="24"/>
-          <w:szCs w:val="24"/>
-        </w:rPr>
-      </w:pPr>
-      <w:r>
-        <w:rPr>
-          <w:rFonts w:ascii="Cambria" w:hAnsi="Cambria"/>
-          <w:b/>
-          <w:color w:val="365F91"/>
-          <w:sz w:val="24"/>
-          <w:szCs w:val="24"/>
-        </w:rPr>
-        <w:t xml:space="preserve"> </w:t>
-      </w:r>
-    </w:p>
-    <w:p>
-      <w:pPr>
-        <w:pStyle w:val="Heading1"/>
-      </w:pPr>
-      <w:bookmarkStart w:id="11" w:name="_Toc77091517"/>
-      <w:r>
-        <w:t>9</w:t>
-      </w:r>
-      <w:r>
-        <w:t xml:space="preserve">. </w:t>
-      </w:r>
-      <w:r>
-        <w:t>POST-CALLING QC CHECK</w:t>
-      </w:r>
-      <w:bookmarkEnd w:id="11"/>
-      <w:r>
-        <w:t xml:space="preserve"> </w:t>
-      </w:r>
-    </w:p>
-    <w:p>
-      <w:pPr>
-        <w:rPr>
-          <w:rFonts w:ascii="Cambria" w:hAnsi="Cambria"/>
-          <w:bCs/>
-          <w:sz w:val="24"/>
-          <w:szCs w:val="24"/>
-        </w:rPr>
-      </w:pPr>
-      <w:r>
-        <w:rPr>
-          <w:rFonts w:ascii="Cambria" w:hAnsi="Cambria"/>
-          <w:bCs/>
-          <w:sz w:val="24"/>
-          <w:szCs w:val="24"/>
-        </w:rPr>
-        <w:t xml:space="preserve">After Ensemble variant calling pipeline, we performed a standard post variant calling qc check on ensemble variants. Items checked included: filtered variant total counts on case and control samples; TI/TV (transition/transversion) ratio on case and control samples; base change counts across different levels of </w:t>
-      </w:r>
-      <w:proofErr w:type="spellStart"/>
-      <w:r>
-        <w:rPr>
-          <w:rFonts w:ascii="Cambria" w:hAnsi="Cambria"/>
-          <w:bCs/>
-          <w:sz w:val="24"/>
-          <w:szCs w:val="24"/>
-        </w:rPr>
-        <w:t>phred</w:t>
-      </w:r>
-      <w:proofErr w:type="spellEnd"/>
-      <w:r>
-        <w:rPr>
-          <w:rFonts w:ascii="Cambria" w:hAnsi="Cambria"/>
-          <w:bCs/>
-          <w:sz w:val="24"/>
-          <w:szCs w:val="24"/>
-        </w:rPr>
-        <w:t xml:space="preserve">-scale </w:t>
-      </w:r>
-      <w:r>
-        <w:rPr>
-          <w:rFonts w:ascii="Cambria" w:hAnsi="Cambria"/>
-          <w:bCs/>
-          <w:sz w:val="24"/>
-          <w:szCs w:val="24"/>
-        </w:rPr>
-        <w:t xml:space="preserve">variant calling </w:t>
-      </w:r>
-      <w:r>
-        <w:rPr>
-          <w:rFonts w:ascii="Cambria" w:hAnsi="Cambria"/>
-          <w:bCs/>
-          <w:sz w:val="24"/>
-          <w:szCs w:val="24"/>
-        </w:rPr>
-        <w:t>quality</w:t>
-      </w:r>
-      <w:r>
-        <w:rPr>
-          <w:rFonts w:ascii="Cambria" w:hAnsi="Cambria"/>
-          <w:bCs/>
-          <w:sz w:val="24"/>
-          <w:szCs w:val="24"/>
-        </w:rPr>
-        <w:t xml:space="preserve"> </w:t>
-      </w:r>
-      <w:bookmarkStart w:id="12" w:name="_Hlk133404736"/>
-      <w:r>
-        <w:rPr>
-          <w:rFonts w:ascii="Cambria" w:hAnsi="Cambria"/>
-          <w:bCs/>
-          <w:sz w:val="24"/>
-          <w:szCs w:val="24"/>
-        </w:rPr>
-        <w:t>and missing call rate</w:t>
-      </w:r>
-      <w:r>
-        <w:rPr>
-          <w:rFonts w:ascii="Cambria" w:hAnsi="Cambria"/>
-          <w:bCs/>
-          <w:sz w:val="24"/>
-          <w:szCs w:val="24"/>
-        </w:rPr>
-        <w:t xml:space="preserve"> </w:t>
-      </w:r>
-      <w:bookmarkEnd w:id="12"/>
-      <w:r>
-        <w:rPr>
-          <w:rFonts w:ascii="Cambria" w:hAnsi="Cambria"/>
-          <w:bCs/>
-          <w:sz w:val="24"/>
-          <w:szCs w:val="24"/>
-        </w:rPr>
-        <w:t xml:space="preserve">for each disease group.  Group separated base change plots are available at </w:t>
-      </w:r>
-      <w:hyperlink r:id="rId8" w:history="1"/>
-    </w:p>
-    <w:p>
-      <w:pPr>
-        <w:rPr>
-          <w:rFonts w:ascii="Cambria" w:hAnsi="Cambria"/>
-          <w:b/>
-          <w:sz w:val="24"/>
-          <w:szCs w:val="24"/>
-        </w:rPr>
-      </w:pPr>
-      <w:r>
-        <w:rPr>
-          <w:rFonts w:ascii="Cambria" w:hAnsi="Cambria"/>
-          <w:b/>
-          <w:sz w:val="24"/>
-          <w:szCs w:val="24"/>
-        </w:rPr>
-        <w:t>GROUP_BASECHANGE</w:t>
-      </w:r>
-    </w:p>
-    <w:p>
-      <w:pPr>
-        <w:ind w:left="-4" w:right="1394"/>
-        <w:rPr>
-          <w:rFonts w:ascii="Cambria" w:hAnsi="Cambria"/>
-          <w:b/>
-          <w:sz w:val="24"/>
-          <w:szCs w:val="24"/>
-        </w:rPr>
-      </w:pPr>
-      <w:r>
-        <w:rPr>
-          <w:rFonts w:ascii="Cambria" w:hAnsi="Cambria"/>
-          <w:bCs/>
-          <w:sz w:val="24"/>
-          <w:szCs w:val="24"/>
-        </w:rPr>
-        <w:t>In substitution mutations, transitions are defined as the interchange of the purine-based A↔G or pyrimidine-based C↔T. Transversions are defined as the interchange between two-ring purine nucleobases and one-ring pyrimidine bases. The possible transversions are A↔C, A↔T, C↔G, G↔T</w:t>
-      </w:r>
-      <w:r>
-        <w:rPr>
-          <w:color w:val="000000" w:themeColor="text1"/>
-        </w:rPr>
-        <w:t xml:space="preserve">. </w:t>
-      </w:r>
-      <w:bookmarkStart w:id="13" w:name="_Hlk46390141"/>
-      <w:r>
-        <w:rPr>
-          <w:color w:val="000000" w:themeColor="text1"/>
-        </w:rPr>
-        <w:fldChar w:fldCharType="begin"/>
-      </w:r>
-      <w:r>
-        <w:rPr>
-          <w:color w:val="000000" w:themeColor="text1"/>
-        </w:rPr>
-        <w:instrText xml:space="preserve"> ADDIN EN.CITE &lt;EndNote&gt;&lt;Cite&gt;&lt;Author&gt;Wang&lt;/Author&gt;&lt;Year&gt;2015&lt;/Year&gt;&lt;RecNum&gt;7&lt;/RecNum&gt;&lt;DisplayText&gt;&lt;style face="superscript"&gt;7&lt;/style&gt;&lt;/DisplayText&gt;&lt;record&gt;&lt;rec-number&gt;7&lt;/rec-number&gt;&lt;foreign-keys&gt;&lt;key app="EN" db-id="w5f0rv092r5tz6e005vps0ddadxvpr0dzvtt" timestamp="1586811770"&gt;7&lt;/key&gt;&lt;/foreign-keys&gt;&lt;ref-type name="Journal Article"&gt;17&lt;/ref-type&gt;&lt;contributors&gt;&lt;authors&gt;&lt;author&gt;Wang, J.&lt;/author&gt;&lt;author&gt;Raskin, L.&lt;/author&gt;&lt;author&gt;Samuels, D. C.&lt;/author&gt;&lt;author&gt;Shyr, Y.&lt;/author&gt;&lt;author&gt;Guo, Y.&lt;/author&gt;&lt;/authors&gt;&lt;/contributors&gt;&lt;auth-address&gt;Center for Quantitative Sciences and Department of Medicine and Center for Human Genetics Research, Vanderbilt University, Nashville, TN 37212, USA.&lt;/auth-address&gt;&lt;titles&gt;&lt;title&gt;Genome measures used for quality control are dependent on gene function and ancestry&lt;/title&gt;&lt;secondary-title&gt;Bioinformatics&lt;/secondary-title&gt;&lt;/titles&gt;&lt;periodical&gt;&lt;full-title&gt;Bioinformatics&lt;/full-title&gt;&lt;/periodical&gt;&lt;pages&gt;318-23&lt;/pages&gt;&lt;volume&gt;31&lt;/volume&gt;&lt;number&gt;3&lt;/number&gt;&lt;edition&gt;2014/10/10&lt;/edition&gt;&lt;keywords&gt;&lt;keyword&gt;*Evolution, Molecular&lt;/keyword&gt;&lt;keyword&gt;*Genome, Human&lt;/keyword&gt;&lt;keyword&gt;Genome-Wide Association Study/*methods&lt;/keyword&gt;&lt;keyword&gt;Genotype&lt;/keyword&gt;&lt;keyword&gt;High-Throughput Nucleotide Sequencing/*methods&lt;/keyword&gt;&lt;keyword&gt;Humans&lt;/keyword&gt;&lt;keyword&gt;Phenotype&lt;/keyword&gt;&lt;keyword&gt;Polymorphism, Single Nucleotide/*genetics&lt;/keyword&gt;&lt;keyword&gt;*Quality Control&lt;/keyword&gt;&lt;/keywords&gt;&lt;dates&gt;&lt;year&gt;2015&lt;/year&gt;&lt;pub-dates&gt;&lt;date&gt;Feb 1&lt;/date&gt;&lt;/pub-dates&gt;&lt;/dates&gt;&lt;isbn&gt;1367-4811 (Electronic)&amp;#xD;1367-4803 (Linking)&lt;/isbn&gt;&lt;accession-num&gt;25297068&lt;/accession-num&gt;&lt;urls&gt;&lt;related-urls&gt;&lt;url&gt;https://www.ncbi.nlm.nih.gov/pubmed/25297068&lt;/url&gt;&lt;/related-urls&gt;&lt;/urls&gt;&lt;custom2&gt;PMC4308666&lt;/custom2&gt;&lt;electronic-resource-num&gt;10.1093/bioinformatics/btu668&lt;/electronic-resource-num&gt;&lt;/record&gt;&lt;/Cite&gt;&lt;/EndNote&gt;</w:instrText>
-      </w:r>
-      <w:r>
-        <w:rPr>
-          <w:color w:val="000000" w:themeColor="text1"/>
-        </w:rPr>
-        <w:fldChar w:fldCharType="separate"/>
-      </w:r>
-      <w:r>
-        <w:rPr>
-          <w:noProof/>
-          <w:color w:val="000000" w:themeColor="text1"/>
-          <w:vertAlign w:val="superscript"/>
-        </w:rPr>
-        <w:t>7</w:t>
-      </w:r>
-      <w:r>
-        <w:rPr>
-          <w:color w:val="000000" w:themeColor="text1"/>
-        </w:rPr>
-        <w:fldChar w:fldCharType="end"/>
-      </w:r>
-      <w:bookmarkEnd w:id="13"/>
-      <w:r>
-        <w:rPr>
-          <w:color w:val="000000" w:themeColor="text1"/>
-        </w:rPr>
-        <w:t xml:space="preserve"> </w:t>
-      </w:r>
-      <w:r>
-        <w:rPr>
-          <w:color w:val="000000" w:themeColor="text1"/>
-        </w:rPr>
-        <w:t xml:space="preserve"> </w:t>
-      </w:r>
-      <w:bookmarkStart w:id="14" w:name="_Hlk178097292"/>
-      <w:r>
-        <w:rPr>
-          <w:rFonts w:ascii="Cambria" w:hAnsi="Cambria"/>
-          <w:bCs/>
-          <w:sz w:val="24"/>
-          <w:szCs w:val="24"/>
-        </w:rPr>
-        <w:t>Base change table for all samples are available at</w:t>
-      </w:r>
-      <w:r>
-        <w:rPr>
-          <w:color w:val="000000" w:themeColor="text1"/>
-        </w:rPr>
-        <w:t xml:space="preserve"> </w:t>
-      </w:r>
-      <w:r>
-        <w:rPr>
-          <w:rFonts w:ascii="Cambria" w:hAnsi="Cambria"/>
-          <w:b/>
-          <w:sz w:val="24"/>
-          <w:szCs w:val="24"/>
-        </w:rPr>
-        <w:t xml:space="preserve"> </w:t>
-      </w:r>
-      <w:bookmarkEnd w:id="14"/>
-    </w:p>
-    <w:p>
-      <w:pPr>
-        <w:rPr>
-          <w:rFonts w:ascii="Cambria" w:hAnsi="Cambria"/>
-          <w:b/>
-          <w:sz w:val="24"/>
-          <w:szCs w:val="24"/>
-        </w:rPr>
-      </w:pPr>
-      <w:r>
-        <w:rPr>
-          <w:rFonts w:ascii="Cambria" w:hAnsi="Cambria"/>
-          <w:b/>
-          <w:sz w:val="24"/>
-          <w:szCs w:val="24"/>
-        </w:rPr>
-        <w:t xml:space="preserve">BASECHANGE TABLE </w:t>
-      </w:r>
-      <w:r>
-        <w:rPr>
-          <w:rFonts w:ascii="Cambria" w:hAnsi="Cambria"/>
-          <w:b/>
-          <w:sz w:val="24"/>
-          <w:szCs w:val="24"/>
-        </w:rPr>
-        <w:t xml:space="preserve">  </w:t>
-      </w:r>
-    </w:p>
-    <w:p>
-      <w:pPr>
-        <w:rPr>
-          <w:rFonts w:ascii="Cambria" w:hAnsi="Cambria"/>
-          <w:b/>
-          <w:sz w:val="24"/>
-          <w:szCs w:val="24"/>
-        </w:rPr>
-      </w:pPr>
-    </w:p>
-    <w:p>
-      <w:pPr>
-        <w:rPr>
-          <w:rFonts w:ascii="Cambria" w:hAnsi="Cambria"/>
-          <w:b/>
-          <w:sz w:val="24"/>
-          <w:szCs w:val="24"/>
-        </w:rPr>
-      </w:pPr>
-      <w:r>
-        <w:rPr>
-          <w:rFonts w:ascii="Cambria" w:hAnsi="Cambria"/>
-          <w:b/>
-          <w:sz w:val="24"/>
-          <w:szCs w:val="24"/>
-        </w:rPr>
-        <w:t xml:space="preserve">Figure 10a. Ensemble filtered variant count by sample (samples are sorted alphabetically). Variants are filtered by ensemble majority voting, </w:t>
-      </w:r>
-      <w:proofErr w:type="spellStart"/>
-      <w:r>
-        <w:rPr>
-          <w:rFonts w:ascii="Cambria" w:hAnsi="Cambria"/>
-          <w:b/>
-          <w:sz w:val="24"/>
-          <w:szCs w:val="24"/>
-        </w:rPr>
-        <w:t>capturekit</w:t>
-      </w:r>
-      <w:proofErr w:type="spellEnd"/>
-      <w:r>
-        <w:rPr>
-          <w:rFonts w:ascii="Cambria" w:hAnsi="Cambria"/>
-          <w:b/>
-          <w:sz w:val="24"/>
-          <w:szCs w:val="24"/>
-        </w:rPr>
-        <w:t xml:space="preserve"> intersection region filter. </w:t>
-      </w:r>
-    </w:p>
-    <w:p>
-      <w:pPr>
-        <w:rPr>
-          <w:rFonts w:ascii="Cambria" w:hAnsi="Cambria"/>
-          <w:b/>
-          <w:sz w:val="24"/>
-          <w:szCs w:val="24"/>
-        </w:rPr>
-      </w:pPr>
-    </w:p>
-    <w:p>
-      <w:pPr>
-        <w:rPr>
-          <w:rFonts w:ascii="Cambria" w:hAnsi="Cambria"/>
-          <w:b/>
-          <w:sz w:val="24"/>
-          <w:szCs w:val="24"/>
-        </w:rPr>
-      </w:pPr>
-    </w:p>
-    <w:p>
-      <w:pPr>
-        <w:rPr>
-          <w:rFonts w:ascii="Cambria" w:hAnsi="Cambria"/>
-          <w:b/>
-          <w:sz w:val="24"/>
-          <w:szCs w:val="24"/>
-        </w:rPr>
-      </w:pPr>
-      <w:r>
-        <w:rPr>
-          <w:rFonts w:ascii="Cambria" w:hAnsi="Cambria"/>
-          <w:b/>
-          <w:sz w:val="24"/>
-          <w:szCs w:val="24"/>
-        </w:rPr>
-        <w:t xml:space="preserve">Table </w:t>
-      </w:r>
-      <w:r>
-        <w:rPr>
-          <w:rFonts w:asciiTheme="minorEastAsia" w:eastAsiaTheme="minorEastAsia" w:hAnsiTheme="minorEastAsia" w:hint="eastAsia"/>
-          <w:b/>
-          <w:sz w:val="24"/>
-          <w:szCs w:val="24"/>
-          <w:lang w:eastAsia="zh-CN"/>
-        </w:rPr>
-        <w:t>6</w:t>
-      </w:r>
-      <w:r>
-        <w:rPr>
-          <w:rFonts w:ascii="Cambria" w:hAnsi="Cambria"/>
-          <w:b/>
-          <w:sz w:val="24"/>
-          <w:szCs w:val="24"/>
-        </w:rPr>
-        <w:t xml:space="preserve">a. 10 samples with lowest variant count </w:t>
-      </w:r>
-    </w:p>
-    <w:p>
-      <w:pPr>
-        <w:rPr>
-          <w:rFonts w:ascii="Cambria" w:hAnsi="Cambria"/>
-          <w:b/>
-          <w:sz w:val="24"/>
-          <w:szCs w:val="24"/>
-        </w:rPr>
-      </w:pPr>
-    </w:p>
-    <w:p>
-      <w:pPr>
-        <w:rPr>
-          <w:rFonts w:ascii="Cambria" w:hAnsi="Cambria"/>
-          <w:b/>
-          <w:sz w:val="24"/>
-          <w:szCs w:val="24"/>
-        </w:rPr>
-      </w:pPr>
-      <w:r>
-        <w:rPr>
-          <w:rFonts w:ascii="Cambria" w:hAnsi="Cambria"/>
-          <w:b/>
-          <w:sz w:val="24"/>
-          <w:szCs w:val="24"/>
-        </w:rPr>
-        <w:t xml:space="preserve"> </w:t>
-      </w:r>
-    </w:p>
-    <w:p>
-      <w:pPr>
-        <w:rPr>
-          <w:rFonts w:ascii="Cambria" w:hAnsi="Cambria"/>
-          <w:b/>
-          <w:sz w:val="24"/>
-          <w:szCs w:val="24"/>
-        </w:rPr>
-      </w:pPr>
-      <w:r>
-        <w:rPr>
-          <w:rFonts w:ascii="Cambria" w:hAnsi="Cambria"/>
-          <w:b/>
-          <w:sz w:val="24"/>
-          <w:szCs w:val="24"/>
-        </w:rPr>
         <w:t xml:space="preserve">Figure 10b. Ensemble filtered variant </w:t>
       </w:r>
       <w:proofErr w:type="spellStart"/>
@@ -4785,6 +4767,7 @@
           <w:sz w:val="24"/>
           <w:szCs w:val="24"/>
         </w:rPr>
+        <w:lastRenderedPageBreak/>
         <w:t>The pairwise kinship coefficient score for all pairs of samples in the build can be found at:</w:t>
       </w:r>
     </w:p>
@@ -4823,7 +4806,6 @@
           <w:sz w:val="24"/>
           <w:szCs w:val="24"/>
         </w:rPr>
-        <w:lastRenderedPageBreak/>
         <w:t>Figure 1</w:t>
       </w:r>
       <w:r>
